--- a/tillsyn/A 63500-2025 tillsynsbegäran.docx
+++ b/tillsyn/A 63500-2025 tillsynsbegäran.docx
@@ -394,7 +394,7 @@
     <w:r>
       <w:tab/>
       <w:tab/>
-      <w:t>2025-12-26</w:t>
+      <w:t>2025-12-28</w:t>
       <w:br/>
       <w:br/>
     </w:r>

--- a/tillsyn/A 63500-2025 tillsynsbegäran.docx
+++ b/tillsyn/A 63500-2025 tillsynsbegäran.docx
@@ -394,7 +394,7 @@
     <w:r>
       <w:tab/>
       <w:tab/>
-      <w:t>2025-12-28</w:t>
+      <w:t>2025-12-29</w:t>
       <w:br/>
       <w:br/>
     </w:r>

--- a/tillsyn/A 63500-2025 tillsynsbegäran.docx
+++ b/tillsyn/A 63500-2025 tillsynsbegäran.docx
@@ -394,7 +394,7 @@
     <w:r>
       <w:tab/>
       <w:tab/>
-      <w:t>2025-12-29</w:t>
+      <w:t>2025-12-30</w:t>
       <w:br/>
       <w:br/>
     </w:r>

--- a/tillsyn/A 63500-2025 tillsynsbegäran.docx
+++ b/tillsyn/A 63500-2025 tillsynsbegäran.docx
@@ -394,7 +394,7 @@
     <w:r>
       <w:tab/>
       <w:tab/>
-      <w:t>2025-12-30</w:t>
+      <w:t>2025-12-31</w:t>
       <w:br/>
       <w:br/>
     </w:r>

--- a/tillsyn/A 63500-2025 tillsynsbegäran.docx
+++ b/tillsyn/A 63500-2025 tillsynsbegäran.docx
@@ -394,7 +394,7 @@
     <w:r>
       <w:tab/>
       <w:tab/>
-      <w:t>2025-12-31</w:t>
+      <w:t>2026-01-03</w:t>
       <w:br/>
       <w:br/>
     </w:r>

--- a/tillsyn/A 63500-2025 tillsynsbegäran.docx
+++ b/tillsyn/A 63500-2025 tillsynsbegäran.docx
@@ -394,7 +394,7 @@
     <w:r>
       <w:tab/>
       <w:tab/>
-      <w:t>2026-01-07</w:t>
+      <w:t>2026-01-08</w:t>
       <w:br/>
       <w:br/>
     </w:r>

--- a/tillsyn/A 63500-2025 tillsynsbegäran.docx
+++ b/tillsyn/A 63500-2025 tillsynsbegäran.docx
@@ -394,7 +394,7 @@
     <w:r>
       <w:tab/>
       <w:tab/>
-      <w:t>2026-01-08</w:t>
+      <w:t>2026-01-09</w:t>
       <w:br/>
       <w:br/>
     </w:r>

--- a/tillsyn/A 63500-2025 tillsynsbegäran.docx
+++ b/tillsyn/A 63500-2025 tillsynsbegäran.docx
@@ -394,7 +394,7 @@
     <w:r>
       <w:tab/>
       <w:tab/>
-      <w:t>2026-01-09</w:t>
+      <w:t>2026-01-10</w:t>
       <w:br/>
       <w:br/>
     </w:r>

--- a/tillsyn/A 63500-2025 tillsynsbegäran.docx
+++ b/tillsyn/A 63500-2025 tillsynsbegäran.docx
@@ -394,7 +394,7 @@
     <w:r>
       <w:tab/>
       <w:tab/>
-      <w:t>2026-01-10</w:t>
+      <w:t>2026-01-11</w:t>
       <w:br/>
       <w:br/>
     </w:r>

--- a/tillsyn/A 63500-2025 tillsynsbegäran.docx
+++ b/tillsyn/A 63500-2025 tillsynsbegäran.docx
@@ -394,7 +394,7 @@
     <w:r>
       <w:tab/>
       <w:tab/>
-      <w:t>2026-01-11</w:t>
+      <w:t>2026-01-12</w:t>
       <w:br/>
       <w:br/>
     </w:r>

--- a/tillsyn/A 63500-2025 tillsynsbegäran.docx
+++ b/tillsyn/A 63500-2025 tillsynsbegäran.docx
@@ -394,7 +394,7 @@
     <w:r>
       <w:tab/>
       <w:tab/>
-      <w:t>2026-01-12</w:t>
+      <w:t>2026-01-13</w:t>
       <w:br/>
       <w:br/>
     </w:r>

--- a/tillsyn/A 63500-2025 tillsynsbegäran.docx
+++ b/tillsyn/A 63500-2025 tillsynsbegäran.docx
@@ -394,7 +394,7 @@
     <w:r>
       <w:tab/>
       <w:tab/>
-      <w:t>2026-01-13</w:t>
+      <w:t>2026-01-14</w:t>
       <w:br/>
       <w:br/>
     </w:r>

--- a/tillsyn/A 63500-2025 tillsynsbegäran.docx
+++ b/tillsyn/A 63500-2025 tillsynsbegäran.docx
@@ -394,7 +394,7 @@
     <w:r>
       <w:tab/>
       <w:tab/>
-      <w:t>2026-01-14</w:t>
+      <w:t>2026-01-15</w:t>
       <w:br/>
       <w:br/>
     </w:r>

--- a/tillsyn/A 63500-2025 tillsynsbegäran.docx
+++ b/tillsyn/A 63500-2025 tillsynsbegäran.docx
@@ -394,7 +394,7 @@
     <w:r>
       <w:tab/>
       <w:tab/>
-      <w:t>2026-01-15</w:t>
+      <w:t>2026-01-16</w:t>
       <w:br/>
       <w:br/>
     </w:r>

--- a/tillsyn/A 63500-2025 tillsynsbegäran.docx
+++ b/tillsyn/A 63500-2025 tillsynsbegäran.docx
@@ -394,7 +394,7 @@
     <w:r>
       <w:tab/>
       <w:tab/>
-      <w:t>2026-01-16</w:t>
+      <w:t>2026-01-17</w:t>
       <w:br/>
       <w:br/>
     </w:r>

--- a/tillsyn/A 63500-2025 tillsynsbegäran.docx
+++ b/tillsyn/A 63500-2025 tillsynsbegäran.docx
@@ -394,7 +394,7 @@
     <w:r>
       <w:tab/>
       <w:tab/>
-      <w:t>2026-01-17</w:t>
+      <w:t>2026-01-18</w:t>
       <w:br/>
       <w:br/>
     </w:r>

--- a/tillsyn/A 63500-2025 tillsynsbegäran.docx
+++ b/tillsyn/A 63500-2025 tillsynsbegäran.docx
@@ -394,7 +394,7 @@
     <w:r>
       <w:tab/>
       <w:tab/>
-      <w:t>2026-01-18</w:t>
+      <w:t>2026-01-19</w:t>
       <w:br/>
       <w:br/>
     </w:r>

--- a/tillsyn/A 63500-2025 tillsynsbegäran.docx
+++ b/tillsyn/A 63500-2025 tillsynsbegäran.docx
@@ -394,7 +394,7 @@
     <w:r>
       <w:tab/>
       <w:tab/>
-      <w:t>2026-01-19</w:t>
+      <w:t>2026-01-20</w:t>
       <w:br/>
       <w:br/>
     </w:r>

--- a/tillsyn/A 63500-2025 tillsynsbegäran.docx
+++ b/tillsyn/A 63500-2025 tillsynsbegäran.docx
@@ -394,7 +394,7 @@
     <w:r>
       <w:tab/>
       <w:tab/>
-      <w:t>2026-01-20</w:t>
+      <w:t>2026-01-21</w:t>
       <w:br/>
       <w:br/>
     </w:r>

--- a/tillsyn/A 63500-2025 tillsynsbegäran.docx
+++ b/tillsyn/A 63500-2025 tillsynsbegäran.docx
@@ -394,7 +394,7 @@
     <w:r>
       <w:tab/>
       <w:tab/>
-      <w:t>2026-01-21</w:t>
+      <w:t>2026-01-23</w:t>
       <w:br/>
       <w:br/>
     </w:r>

--- a/tillsyn/A 63500-2025 tillsynsbegäran.docx
+++ b/tillsyn/A 63500-2025 tillsynsbegäran.docx
@@ -394,7 +394,7 @@
     <w:r>
       <w:tab/>
       <w:tab/>
-      <w:t>2026-01-23</w:t>
+      <w:t>2026-01-24</w:t>
       <w:br/>
       <w:br/>
     </w:r>

--- a/tillsyn/A 63500-2025 tillsynsbegäran.docx
+++ b/tillsyn/A 63500-2025 tillsynsbegäran.docx
@@ -394,7 +394,7 @@
     <w:r>
       <w:tab/>
       <w:tab/>
-      <w:t>2026-01-24</w:t>
+      <w:t>2026-01-25</w:t>
       <w:br/>
       <w:br/>
     </w:r>

--- a/tillsyn/A 63500-2025 tillsynsbegäran.docx
+++ b/tillsyn/A 63500-2025 tillsynsbegäran.docx
@@ -394,7 +394,7 @@
     <w:r>
       <w:tab/>
       <w:tab/>
-      <w:t>2026-01-25</w:t>
+      <w:t>2026-01-26</w:t>
       <w:br/>
       <w:br/>
     </w:r>

--- a/tillsyn/A 63500-2025 tillsynsbegäran.docx
+++ b/tillsyn/A 63500-2025 tillsynsbegäran.docx
@@ -35,7 +35,7 @@
     </w:p>
     <w:p>
       <w:r>
-        <w:t>I avverkningsanmälan har följande 1 naturvårdsarter hittats: talltita (NT, §4). Av dessa är 1 rödlistade. För rödlistade arter har rödlistekategorin angivits inom parentes. För fridlysta arter anges även paragrafen i Artskyddsförordningen som arten är fridlyst enligt.</w:t>
+        <w:t>I avverkningsanmälan har följande 2 naturvårdsarter hittats: entita (NT, §4) och talltita (NT, §4). Av dessa är 2 rödlistade. För rödlistade arter har rödlistekategorin angivits inom parentes. För fridlysta arter anges även paragrafen i Artskyddsförordningen som arten är fridlyst enligt.</w:t>
       </w:r>
     </w:p>
     <w:p>
@@ -100,7 +100,7 @@
     </w:p>
     <w:p>
       <w:r>
-        <w:t>Följande fridlysta arter har sina livsmiljöer och växtplatser i den avverkningsanmälda skogen: talltita (NT, §4).</w:t>
+        <w:t>Följande fridlysta arter har sina livsmiljöer och växtplatser i den avverkningsanmälda skogen: entita (NT, §4) och talltita (NT, §4).</w:t>
       </w:r>
     </w:p>
     <w:p>
@@ -115,6 +115,17 @@
       </w:r>
       <w:r>
         <w:t>(artikel 1). Vidare att de åtgärder som vidtas inte får leda till en försämring av den nuvarande situationen beträffande bevarandet av de fågelarter som avses i artikel 1 (artikel 13). Fågeldirektivet är styrande för tillsynsansvariga myndigheters ärendehantering, ställningstaganden och beslutsfattande.</w:t>
+      </w:r>
+    </w:p>
+    <w:p>
+      <w:r>
+        <w:rPr>
+          <w:b/>
+        </w:rPr>
+        <w:t>Entita (NT, §4)</w:t>
+      </w:r>
+      <w:r>
+        <w:t>, rödlistad som nära hotad och prioriterad art i Skogsvårdslagen, har häckningsrevir i anmälan. Minskningstakten innevarande 10-årsperiod beräknas till 20 (10–30) %. Entitan är ortstrogen och reviret är i genomsnitt omkring 5 hektar, ibland uppåt 20 hektar stort. Entitan är en utpräglad lövskogsfågel som föredrar flerskiktade, gärna högvuxna skogar med inslag av äldre träd och välutvecklat buskskikt. Även alkärr med videsnår hör till de miljöer som utnyttjas. Arten häckar ofta i skogar som är svagt eller inte alls påverkade av skogsbruk, ofta rör det sig om värdekärnor med höga naturvärden. Entitan missgynnas av konventionellt skogsbruk och dess ortstrohet och dåliga spridningsförmåga gör den känslig för fragmentering (Skogsstyrelsen, 2016, SLU Artdatabanken, 2021).</w:t>
       </w:r>
     </w:p>
     <w:p>
@@ -144,6 +155,70 @@
       </w:pPr>
       <w:r>
         <w:t>BILAGA 1 – Fridlysta arter</w:t>
+      </w:r>
+    </w:p>
+    <w:p>
+      <w:pPr>
+        <w:pStyle w:val="Heading1"/>
+      </w:pPr>
+      <w:r>
+        <w:t>Entita – ekologi samt krav på livsmiljön</w:t>
+      </w:r>
+    </w:p>
+    <w:p>
+      <w:r>
+        <w:t>Entita (NT, §4) är rödlistad som nära hotad, fridlyst och prioriterad art enligt Skogsvårdslagen. Den omfattas av EU:s fågeldirektiv. Minskningstakten har uppgått till 20 (10–30) % under de senaste 10 åren och bedöms vara nära gränsvärdet för Sårbar (VU). (A2b) (SLU Artdatabanken, 2021).</w:t>
+      </w:r>
+    </w:p>
+    <w:p>
+      <w:r>
+        <w:t>Entitan är en utpräglad lövskogsfågel som påträffas i ädellövskogar, strandskogar, ekhagar, igenväxande hagmarker, lövdungar, parker och trädgårdar. Den föredrar flerskiktade, gärna högvuxna skogar med inslag av äldre träd och med ett välutvecklat buskskikt. Ek- och hasseldominerade skogar och dungar, samt alkärr med videsnår, hör till de miljöer som ofta utnyttjas. I sydligaste Sverige är bokskog en viktig miljö (Skogsstyrelsen, 2016).</w:t>
+      </w:r>
+    </w:p>
+    <w:p>
+      <w:r>
+        <w:t>Reviren är relativt stora för en småfågel, i genomsnitt omkring 5 hektar men de kan vara upp till 20 hektar. Entitan är en utpräglad stannfågel och rör sig inte långt från kläckningsplatsen; ungfåglarna sprider sig sällan mer än 5 km från födelseplatsen och etablerade fåglar lämnar därefter inte sitt revir (Skogsstyrelsen, 2016). Det häckande paret försvarar sitt revir året runt. De tillåter dock en grupp av ungfåglar att etablera sig inom deras revir och så bildas en vinterflock, vilket sker redan i juni månad. Även under kalla vintrar stannar entitan kvar inom sitt revir. Hittar man entitor vid sitt foderbord beror det på att fågelmatningen ligger inom ett entiterevir (SLU Artdatabanken, 2021). Arten är känslig för fragmentering och har svårt att etablera sig i isolerade skogsområden. Entitan är hålhäckare, men kan inte själv hacka fram sitt hål utan är beroende av miljöer som erbjuder naturliga hål (Skogsstyrelsen, 2016).</w:t>
+      </w:r>
+    </w:p>
+    <w:p>
+      <w:r>
+        <w:t>Arten häckar ofta i skogar som är svagt eller inte alls påverkade av skogsbruk. Särskilt i Svealand ofta i skogar som har höga naturvärden och utgör skogliga värdekärnor. Entitan missgynnas av konventionellt skogsbruk genom minskad förekomst av risiga, flerskiktade skogar liksom av avverkning av lövträdsrika kantzoner. Entitans ortstrohet och dåliga spridningsförmåga gör den känslig för fragmentering (Skogsstyrelsen, 2016).</w:t>
+      </w:r>
+    </w:p>
+    <w:p>
+      <w:pPr>
+        <w:pStyle w:val="Heading2"/>
+      </w:pPr>
+      <w:r>
+        <w:t>Referenser – entita</w:t>
+      </w:r>
+    </w:p>
+    <w:p>
+      <w:r>
+        <w:t xml:space="preserve">Skogsstyrelsen, 2016. </w:t>
+      </w:r>
+      <w:r>
+        <w:rPr>
+          <w:i/>
+        </w:rPr>
+        <w:t xml:space="preserve">Vägledning för hänsyn till entita. </w:t>
+      </w:r>
+      <w:r>
+        <w:t>https://www.skogsstyrelsen.se/globalassets/lag-och-tillsyn/artskydd/vagledningar-for-hansyn-till-faglar/entita-vagledning-hansyn2.pdf</w:t>
+      </w:r>
+    </w:p>
+    <w:p>
+      <w:r>
+        <w:t xml:space="preserve">SLU Artdatabanken, 2021. </w:t>
+      </w:r>
+      <w:r>
+        <w:rPr>
+          <w:i/>
+        </w:rPr>
+        <w:t xml:space="preserve">Artfaktablad. Naturvård – artfakta. </w:t>
+      </w:r>
+      <w:r>
+        <w:t>SLU Artdatabanken, Uppsala</w:t>
       </w:r>
     </w:p>
     <w:p>
@@ -394,7 +469,7 @@
     <w:r>
       <w:tab/>
       <w:tab/>
-      <w:t>2026-01-26</w:t>
+      <w:t>2026-01-27</w:t>
       <w:br/>
       <w:br/>
     </w:r>

--- a/tillsyn/A 63500-2025 tillsynsbegäran.docx
+++ b/tillsyn/A 63500-2025 tillsynsbegäran.docx
@@ -469,7 +469,7 @@
     <w:r>
       <w:tab/>
       <w:tab/>
-      <w:t>2026-01-27</w:t>
+      <w:t>2026-01-28</w:t>
       <w:br/>
       <w:br/>
     </w:r>

--- a/tillsyn/A 63500-2025 tillsynsbegäran.docx
+++ b/tillsyn/A 63500-2025 tillsynsbegäran.docx
@@ -487,7 +487,7 @@
     <w:r>
       <w:tab/>
       <w:tab/>
-      <w:t>2026-03-02</w:t>
+      <w:t>2026-03-03</w:t>
       <w:br/>
       <w:br/>
     </w:r>

--- a/tillsyn/A 63500-2025 tillsynsbegäran.docx
+++ b/tillsyn/A 63500-2025 tillsynsbegäran.docx
@@ -487,7 +487,7 @@
     <w:r>
       <w:tab/>
       <w:tab/>
-      <w:t>2026-03-03</w:t>
+      <w:t>2026-03-04</w:t>
       <w:br/>
       <w:br/>
     </w:r>

--- a/tillsyn/A 63500-2025 tillsynsbegäran.docx
+++ b/tillsyn/A 63500-2025 tillsynsbegäran.docx
@@ -487,7 +487,7 @@
     <w:r>
       <w:tab/>
       <w:tab/>
-      <w:t>2026-03-04</w:t>
+      <w:t>2026-03-05</w:t>
       <w:br/>
       <w:br/>
     </w:r>

--- a/tillsyn/A 63500-2025 tillsynsbegäran.docx
+++ b/tillsyn/A 63500-2025 tillsynsbegäran.docx
@@ -487,7 +487,7 @@
     <w:r>
       <w:tab/>
       <w:tab/>
-      <w:t>2026-03-05</w:t>
+      <w:t>2026-03-06</w:t>
       <w:br/>
       <w:br/>
     </w:r>

--- a/tillsyn/A 63500-2025 tillsynsbegäran.docx
+++ b/tillsyn/A 63500-2025 tillsynsbegäran.docx
@@ -487,7 +487,7 @@
     <w:r>
       <w:tab/>
       <w:tab/>
-      <w:t>2026-03-06</w:t>
+      <w:t>2026-03-07</w:t>
       <w:br/>
       <w:br/>
     </w:r>

--- a/tillsyn/A 63500-2025 tillsynsbegäran.docx
+++ b/tillsyn/A 63500-2025 tillsynsbegäran.docx
@@ -487,7 +487,7 @@
     <w:r>
       <w:tab/>
       <w:tab/>
-      <w:t>2026-03-07</w:t>
+      <w:t>2026-03-08</w:t>
       <w:br/>
       <w:br/>
     </w:r>

--- a/tillsyn/A 63500-2025 tillsynsbegäran.docx
+++ b/tillsyn/A 63500-2025 tillsynsbegäran.docx
@@ -487,7 +487,7 @@
     <w:r>
       <w:tab/>
       <w:tab/>
-      <w:t>2026-03-08</w:t>
+      <w:t>2026-03-09</w:t>
       <w:br/>
       <w:br/>
     </w:r>

--- a/tillsyn/A 63500-2025 tillsynsbegäran.docx
+++ b/tillsyn/A 63500-2025 tillsynsbegäran.docx
@@ -487,7 +487,7 @@
     <w:r>
       <w:tab/>
       <w:tab/>
-      <w:t>2026-03-09</w:t>
+      <w:t>2026-03-10</w:t>
       <w:br/>
       <w:br/>
     </w:r>

--- a/tillsyn/A 63500-2025 tillsynsbegäran.docx
+++ b/tillsyn/A 63500-2025 tillsynsbegäran.docx
@@ -125,7 +125,7 @@
         <w:t>Entita (NT, §4)</w:t>
       </w:r>
       <w:r>
-        <w:t xml:space="preserve">, rödlistad som nära hotad och prioriterad art i Skogsvårdslagen, har häckningsrevir i anmälan. Minskningstakten innevarande 10-årsperiod beräknas till 20 (10–30) %. Entitan är ortstrogen och reviret är i genomsnitt omkring 5 hektar, ibland uppåt 20 hektar stort. Entitan är en utpräglad lövskogsfågel som föredrar flerskiktade, gärna högvuxna skogar med inslag av äldre träd och välutvecklat buskskikt. Även alkärr med videsnår hör till de miljöer som utnyttjas. Arten häckar ofta i skogar som är svagt eller inte alls påverkade av skogsbruk, ofta rör det sig om värdekärnor med höga naturvärden. Entitan missgynnas av konventionellt skogsbruk och dess ortstrohet och dåliga spridningsförmåga gör den känslig för fragmentering. Entita är typisk art för </w:t>
+        <w:t xml:space="preserve">, rödlistad som nära hotad och prioriterad art i Skogsvårdslagen, har häckningsrevir i anmälan. Minskningstakten innevarande 10-årsperiod beräknas till 20 (10–30) % och bedöms vara nära gränsvärdet för Sårbar (VU). Entitan är ortstrogen och reviret är i genomsnitt omkring 5 hektar, ibland uppåt 20 hektar stort. Entitan är en utpräglad lövskogsfågel som föredrar flerskiktade, gärna högvuxna skogar med inslag av äldre träd och välutvecklat buskskikt. Även alkärr med videsnår hör till de miljöer som utnyttjas. Arten häckar ofta i skogar som är svagt eller inte alls påverkade av skogsbruk, ofta rör det sig om värdekärnor med höga naturvärden. Entitan missgynnas av konventionellt skogsbruk och dess ortstrohet och dåliga spridningsförmåga gör den känslig för fragmentering. Entita är typisk art för </w:t>
       </w:r>
       <w:r>
         <w:rPr>
@@ -145,7 +145,7 @@
         <w:t>Talltita (NT, §4)</w:t>
       </w:r>
       <w:r>
-        <w:t>, rödlistad som nära hotad och prioriterad art i Skogsvårdslagen har häckningsrevir i anmälan. Arten har minskat kraftigt de senaste 30 åren och minskningstakten innevarande 10-årsperiod beräknas till 20 (10–30) %. Talltitan är synnerligen trogen sitt cirka 15 hektar stora revir och är beroende av flerskiktade olikåldriga skogar för att kunna föda upp sina ungar. Talltitan försvinner om dess livsmiljö kalavverkas (Eggers &amp; Low (2014); Ekman (1979); Griesser et al (2007); Klein (2020); Siffczyk et al (2003); SLU Artdatabanken (2021).</w:t>
+        <w:t>, rödlistad som nära hotad och prioriterad art i Skogsvårdslagen, har häckningsrevir i anmälan. Arten har minskat kraftigt de senaste 30 åren och minskningstakten innevarande 10-årsperiod beräknas till 20 (10–30) %. Talltitan är synnerligen trogen sitt cirka 15 hektar stora revir och är beroende av flerskiktade olikåldriga skogar för att kunna föda upp sina ungar. Talltitan försvinner om dess livsmiljö kalavverkas (Eggers &amp; Low, 2014; Ekman, 1979; Griesser et al, 2007; Klein, 2020; Siffczyk et al, 2003; SLU Artdatabanken, 2021).</w:t>
       </w:r>
     </w:p>
     <w:p>
@@ -487,7 +487,7 @@
     <w:r>
       <w:tab/>
       <w:tab/>
-      <w:t>2026-03-10</w:t>
+      <w:t>2026-03-11</w:t>
       <w:br/>
       <w:br/>
     </w:r>

--- a/tillsyn/A 63500-2025 tillsynsbegäran.docx
+++ b/tillsyn/A 63500-2025 tillsynsbegäran.docx
@@ -487,7 +487,7 @@
     <w:r>
       <w:tab/>
       <w:tab/>
-      <w:t>2026-03-11</w:t>
+      <w:t>2026-03-12</w:t>
       <w:br/>
       <w:br/>
     </w:r>

--- a/tillsyn/A 63500-2025 tillsynsbegäran.docx
+++ b/tillsyn/A 63500-2025 tillsynsbegäran.docx
@@ -487,7 +487,7 @@
     <w:r>
       <w:tab/>
       <w:tab/>
-      <w:t>2026-03-12</w:t>
+      <w:t>2026-03-13</w:t>
       <w:br/>
       <w:br/>
     </w:r>

--- a/tillsyn/A 63500-2025 tillsynsbegäran.docx
+++ b/tillsyn/A 63500-2025 tillsynsbegäran.docx
@@ -487,7 +487,7 @@
     <w:r>
       <w:tab/>
       <w:tab/>
-      <w:t>2026-03-13</w:t>
+      <w:t>2026-03-16</w:t>
       <w:br/>
       <w:br/>
     </w:r>

--- a/tillsyn/A 63500-2025 tillsynsbegäran.docx
+++ b/tillsyn/A 63500-2025 tillsynsbegäran.docx
@@ -487,7 +487,7 @@
     <w:r>
       <w:tab/>
       <w:tab/>
-      <w:t>2026-03-16</w:t>
+      <w:t>2026-03-17</w:t>
       <w:br/>
       <w:br/>
     </w:r>

--- a/tillsyn/A 63500-2025 tillsynsbegäran.docx
+++ b/tillsyn/A 63500-2025 tillsynsbegäran.docx
@@ -487,7 +487,7 @@
     <w:r>
       <w:tab/>
       <w:tab/>
-      <w:t>2026-03-17</w:t>
+      <w:t>2026-03-18</w:t>
       <w:br/>
       <w:br/>
     </w:r>

--- a/tillsyn/A 63500-2025 tillsynsbegäran.docx
+++ b/tillsyn/A 63500-2025 tillsynsbegäran.docx
@@ -487,7 +487,7 @@
     <w:r>
       <w:tab/>
       <w:tab/>
-      <w:t>2026-03-18</w:t>
+      <w:t>2026-03-19</w:t>
       <w:br/>
       <w:br/>
     </w:r>

--- a/tillsyn/A 63500-2025 tillsynsbegäran.docx
+++ b/tillsyn/A 63500-2025 tillsynsbegäran.docx
@@ -487,7 +487,7 @@
     <w:r>
       <w:tab/>
       <w:tab/>
-      <w:t>2026-03-19</w:t>
+      <w:t>2026-03-20</w:t>
       <w:br/>
       <w:br/>
     </w:r>

--- a/tillsyn/A 63500-2025 tillsynsbegäran.docx
+++ b/tillsyn/A 63500-2025 tillsynsbegäran.docx
@@ -487,7 +487,7 @@
     <w:r>
       <w:tab/>
       <w:tab/>
-      <w:t>2026-03-20</w:t>
+      <w:t>2026-03-21</w:t>
       <w:br/>
       <w:br/>
     </w:r>

--- a/tillsyn/A 63500-2025 tillsynsbegäran.docx
+++ b/tillsyn/A 63500-2025 tillsynsbegäran.docx
@@ -487,7 +487,7 @@
     <w:r>
       <w:tab/>
       <w:tab/>
-      <w:t>2026-03-21</w:t>
+      <w:t>2026-03-22</w:t>
       <w:br/>
       <w:br/>
     </w:r>

--- a/tillsyn/A 63500-2025 tillsynsbegäran.docx
+++ b/tillsyn/A 63500-2025 tillsynsbegäran.docx
@@ -487,7 +487,7 @@
     <w:r>
       <w:tab/>
       <w:tab/>
-      <w:t>2026-03-22</w:t>
+      <w:t>2026-03-23</w:t>
       <w:br/>
       <w:br/>
     </w:r>

--- a/tillsyn/A 63500-2025 tillsynsbegäran.docx
+++ b/tillsyn/A 63500-2025 tillsynsbegäran.docx
@@ -487,7 +487,7 @@
     <w:r>
       <w:tab/>
       <w:tab/>
-      <w:t>2026-06-15</w:t>
+      <w:t>2026-06-16</w:t>
       <w:br/>
       <w:br/>
     </w:r>

--- a/tillsyn/A 63500-2025 tillsynsbegäran.docx
+++ b/tillsyn/A 63500-2025 tillsynsbegäran.docx
@@ -487,7 +487,7 @@
     <w:r>
       <w:tab/>
       <w:tab/>
-      <w:t>2026-06-16</w:t>
+      <w:t>2026-06-17</w:t>
       <w:br/>
       <w:br/>
     </w:r>

--- a/tillsyn/A 63500-2025 tillsynsbegäran.docx
+++ b/tillsyn/A 63500-2025 tillsynsbegäran.docx
@@ -1,6 +1,6 @@
 
 <file path=word/document.xml><?xml version="1.0" encoding="utf-8"?>
-<w:document xmlns:wpc="http://schemas.microsoft.com/office/word/2010/wordprocessingCanvas" xmlns:cx="http://schemas.microsoft.com/office/drawing/2014/chartex" xmlns:cx1="http://schemas.microsoft.com/office/drawing/2015/9/8/chartex" xmlns:cx2="http://schemas.microsoft.com/office/drawing/2015/10/21/chartex" xmlns:cx3="http://schemas.microsoft.com/office/drawing/2016/5/9/chartex" xmlns:cx4="http://schemas.microsoft.com/office/drawing/2016/5/10/chartex" xmlns:cx5="http://schemas.microsoft.com/office/drawing/2016/5/11/chartex" xmlns:cx6="http://schemas.microsoft.com/office/drawing/2016/5/12/chartex" xmlns:cx7="http://schemas.microsoft.com/office/drawing/2016/5/13/chartex" xmlns:cx8="http://schemas.microsoft.com/office/drawing/2016/5/14/chartex" xmlns:mc="http://schemas.openxmlformats.org/markup-compatibility/2006" xmlns:aink="http://schemas.microsoft.com/office/drawing/2016/ink" xmlns:am3d="http://schemas.microsoft.com/office/drawing/2017/model3d" xmlns:o="urn:schemas-microsoft-com:office:office" xmlns:oel="http://schemas.microsoft.com/office/2019/extlst" xmlns:r="http://schemas.openxmlformats.org/officeDocument/2006/relationships" xmlns:m="http://schemas.openxmlformats.org/officeDocument/2006/math" xmlns:v="urn:schemas-microsoft-com:vml" xmlns:wp14="http://schemas.microsoft.com/office/word/2010/wordprocessingDrawing" xmlns:wp="http://schemas.openxmlformats.org/drawingml/2006/wordprocessingDrawing" xmlns:w10="urn:schemas-microsoft-com:office:word" xmlns:w="http://schemas.openxmlformats.org/wordprocessingml/2006/main" xmlns:w14="http://schemas.microsoft.com/office/word/2010/wordml" xmlns:w15="http://schemas.microsoft.com/office/word/2012/wordml" xmlns:w16cex="http://schemas.microsoft.com/office/word/2018/wordml/cex" xmlns:w16cid="http://schemas.microsoft.com/office/word/2016/wordml/cid" xmlns:w16="http://schemas.microsoft.com/office/word/2018/wordml" xmlns:w16sdtdh="http://schemas.microsoft.com/office/word/2020/wordml/sdtdatahash" xmlns:w16se="http://schemas.microsoft.com/office/word/2015/wordml/symex" xmlns:wpg="http://schemas.microsoft.com/office/word/2010/wordprocessingGroup" xmlns:wpi="http://schemas.microsoft.com/office/word/2010/wordprocessingInk" xmlns:wne="http://schemas.microsoft.com/office/word/2006/wordml" xmlns:wps="http://schemas.microsoft.com/office/word/2010/wordprocessingShape" mc:Ignorable="w14 w15 w16se w16cid w16 w16cex w16sdtdh wp14">
+<w:document xmlns:wpc="http://schemas.microsoft.com/office/word/2010/wordprocessingCanvas" xmlns:cx="http://schemas.microsoft.com/office/drawing/2014/chartex" xmlns:cx1="http://schemas.microsoft.com/office/drawing/2015/9/8/chartex" xmlns:cx2="http://schemas.microsoft.com/office/drawing/2015/10/21/chartex" xmlns:cx3="http://schemas.microsoft.com/office/drawing/2016/5/9/chartex" xmlns:cx4="http://schemas.microsoft.com/office/drawing/2016/5/10/chartex" xmlns:cx5="http://schemas.microsoft.com/office/drawing/2016/5/11/chartex" xmlns:cx6="http://schemas.microsoft.com/office/drawing/2016/5/12/chartex" xmlns:cx7="http://schemas.microsoft.com/office/drawing/2016/5/13/chartex" xmlns:cx8="http://schemas.microsoft.com/office/drawing/2016/5/14/chartex" xmlns:mc="http://schemas.openxmlformats.org/markup-compatibility/2006" xmlns:aink="http://schemas.microsoft.com/office/drawing/2016/ink" xmlns:am3d="http://schemas.microsoft.com/office/drawing/2017/model3d" xmlns:o="urn:schemas-microsoft-com:office:office" xmlns:oel="http://schemas.microsoft.com/office/2019/extlst" xmlns:r="http://schemas.openxmlformats.org/officeDocument/2006/relationships" xmlns:m="http://schemas.openxmlformats.org/officeDocument/2006/math" xmlns:v="urn:schemas-microsoft-com:vml" xmlns:wp14="http://schemas.microsoft.com/office/word/2010/wordprocessingDrawing" xmlns:wp="http://schemas.openxmlformats.org/drawingml/2006/wordprocessingDrawing" xmlns:w10="urn:schemas-microsoft-com:office:word" xmlns:w="http://schemas.openxmlformats.org/wordprocessingml/2006/main" xmlns:w14="http://schemas.microsoft.com/office/word/2010/wordml" xmlns:w15="http://schemas.microsoft.com/office/word/2012/wordml" xmlns:w16cex="http://schemas.microsoft.com/office/word/2018/wordml/cex" xmlns:w16cid="http://schemas.microsoft.com/office/word/2016/wordml/cid" xmlns:w16="http://schemas.microsoft.com/office/word/2018/wordml" xmlns:w16du="http://schemas.microsoft.com/office/word/2023/wordml/word16du" xmlns:w16sdtdh="http://schemas.microsoft.com/office/word/2020/wordml/sdtdatahash" xmlns:w16sdtfl="http://schemas.microsoft.com/office/word/2024/wordml/sdtformatlock" xmlns:w16se="http://schemas.microsoft.com/office/word/2015/wordml/symex" xmlns:wpg="http://schemas.microsoft.com/office/word/2010/wordprocessingGroup" xmlns:wpi="http://schemas.microsoft.com/office/word/2010/wordprocessingInk" xmlns:wne="http://schemas.microsoft.com/office/word/2006/wordml" xmlns:wps="http://schemas.microsoft.com/office/word/2010/wordprocessingShape" mc:Ignorable="w14 w15 w16se w16cid w16 w16cex w16sdtdh w16sdtfl w16du wp14">
   <w:body>
     <w:p>
       <w:pPr>
@@ -12,35 +12,10 @@
     </w:p>
     <w:p>
       <w:r>
-        <w:t>Detta dokument behandlar höga naturvärden i avverkningsanmälan A 63500-2025 i Kristianstads kommun. Denna avverkningsanmälan inkom 2025-12-22 11:43:14 och omfattar 8,0 ha.</w:t>
+        <w:t>Detta dokument behandlar höga naturvärden i avverkningsanmälan A 63500-2025 i Kristianstads kommun som inkom 2025-12-22 och omfattar 8,0 ha.</w:t>
       </w:r>
-    </w:p>
-    <w:p>
       <w:r>
-        <w:t>Vi begär härmed att Skogsstyrelsen fattar beslut enligt miljöbalken som säkerställer att skogens höga naturvärden bevaras samt säkerställer att EU-lagstiftning efterlevs och att artskyddsbrott förhindras. Vi önskar även ta del av de ställningstaganden och beslut som myndigheterna meddelar till följd av aktuell avverkningsanmälan och föreningens inlaga (se 34 § förvaltningslagen).</w:t>
-      </w:r>
-    </w:p>
-    <w:p>
-      <w:r>
-        <w:t>Nedan beskrivs fynd av naturvårdsarter och fridlysta arter som gjorts i det avverkningsanmälda området. I BILAGA 1 finns artfakta om fridlysta arter.</w:t>
-      </w:r>
-    </w:p>
-    <w:p>
-      <w:pPr>
-        <w:pStyle w:val="Heading1"/>
-      </w:pPr>
-      <w:r>
-        <w:t>Naturvårdsarter</w:t>
-      </w:r>
-    </w:p>
-    <w:p>
-      <w:r>
-        <w:t>I avverkningsanmälan har följande 2 naturvårdsarter hittats: entita (NT, §4) och talltita (NT, §4). Av dessa är 2 rödlistade. För rödlistade arter har rödlistekategorin angivits inom parentes. För fridlysta arter anges även paragrafen i Artskyddsförordningen som arten är fridlyst enligt.</w:t>
-      </w:r>
-    </w:p>
-    <w:p>
-      <w:r>
-        <w:t>De påträffade naturvårdsarterna är ett tydligt kvitto på att detta rör sig om en skog med höga naturvärden. I Figur 1 visas en karta över det avverkningsanmälda området, där samtliga fyndplatser för naturvårdsarter som finns registrerade på Artportalen har markerats.</w:t>
+        <w:t xml:space="preserve"> I Figur 1 visas fyndplatser för naturvårdsarter i området, som finns registrerade på Artportalen.</w:t>
       </w:r>
     </w:p>
     <w:p>
@@ -50,7 +25,7 @@
       <w:r>
         <w:drawing>
           <wp:inline xmlns:a="http://schemas.openxmlformats.org/drawingml/2006/main" xmlns:pic="http://schemas.openxmlformats.org/drawingml/2006/picture">
-            <wp:extent cx="5486400" cy="6006144"/>
+            <wp:extent cx="5304891" cy="5688000"/>
             <wp:docPr id="1" name="Picture 1"/>
             <wp:cNvGraphicFramePr>
               <a:graphicFrameLocks noChangeAspect="1"/>
@@ -71,7 +46,7 @@
                   <pic:spPr>
                     <a:xfrm>
                       <a:off x="0" y="0"/>
-                      <a:ext cx="5486400" cy="6006144"/>
+                      <a:ext cx="5304891" cy="5688000"/>
                     </a:xfrm>
                     <a:prstGeom prst="rect"/>
                   </pic:spPr>
@@ -85,9 +60,25 @@
     <w:p>
       <w:pPr>
         <w:pStyle w:val="Caption"/>
+        <w:spacing w:after="240"/>
       </w:pPr>
       <w:r>
-        <w:t>Figur 1. Fyndplatser för naturvårdsarter i det avverkningsanmälda området (röd linje). Markörer utan svart kant är placerade på fyndplatsen. Markörer med svart kant är placerade vid sidan av fyndplatsen och har ett svart streck som visar fyndplatsens exakta position. Kartans mittpunktskoordinat är N 6233826, E 461270 i SWEREF 99 TM.</w:t>
+        <w:t>Figur 1. Fyndplatser för naturvårdsarter i avverkningsanmälan (röd linje). Inom parentes anges rödlistekategorier, S för signalarter, Tför typiska arter och fridlysningsparagrafer i artskyddsförordningen.Markörer utan svart kant är placerade på fyndplatsen. Markörer med svart kant är placerade vid sidan av fyndplatsen och har ett svart streck som visar fyndplatsens exakta position. Kartans mittpunktskoordinat är N 6233826, E 461270 i SWEREF 99 TM.</w:t>
+      </w:r>
+    </w:p>
+    <w:p>
+      <w:r>
+        <w:t>Vi begär härmed att Skogsstyrelsen fattar beslut enligt miljöbalken som säkerställer att skogens höga naturvärden bevaras samt att EU-lagstiftning efterlevs och att artskyddsbrott förhindras.</w:t>
+      </w:r>
+    </w:p>
+    <w:p>
+      <w:r>
+        <w:t>Vi önskar även ta del av de ställningstaganden och beslut som myndigheten meddelar till följd av aktuell avverkningsanmälan och föreningens inlaga (se 34 § förvaltningslagen).</w:t>
+      </w:r>
+    </w:p>
+    <w:p>
+      <w:r>
+        <w:t>Nedan beskrivs fynd av naturvårdsarter och fridlysta arter som gjorts i det avverkningsanmälda området. I BILAGA 1 finns artfakta om fridlysta arter.</w:t>
       </w:r>
     </w:p>
     <w:p>
@@ -95,12 +86,30 @@
         <w:pStyle w:val="Heading1"/>
       </w:pPr>
       <w:r>
+        <w:t>Naturvårdsarter</w:t>
+      </w:r>
+    </w:p>
+    <w:p>
+      <w:r>
+        <w:t>I avverkningsanmälan har följande 2 naturvårdsarter hittats: entita (NT, T, §4) och talltita (NT, §4). Av dessa är 2 rödlistade. För rödlistade arter har rödlistekategorin angivits inom parentes. Typiska arter inom Natura 2000 som är kopplade till skogsekosystem har markerats med (T). För fridlysta arter anges även paragrafen i Artskyddsförordningen som arten är fridlyst enligt.</w:t>
+      </w:r>
+    </w:p>
+    <w:p>
+      <w:r>
+        <w:t>De påträffade naturvårdsarterna är ett tydligt kvitto på att det rör sig om en skog med höga naturvärden.</w:t>
+      </w:r>
+    </w:p>
+    <w:p>
+      <w:pPr>
+        <w:pStyle w:val="Heading2"/>
+      </w:pPr>
+      <w:r>
         <w:t>Fridlysta arter</w:t>
       </w:r>
     </w:p>
     <w:p>
       <w:r>
-        <w:t>Följande fridlysta arter har sina livsmiljöer och växtplatser i den avverkningsanmälda skogen: entita (NT, §4) och talltita (NT, §4).</w:t>
+        <w:t>Följande fridlysta arter har sina livsmiljöer och växtplatser i den avverkningsanmälda skogen: entita (NT, T, §4) och talltita (NT, §4).</w:t>
       </w:r>
     </w:p>
     <w:p>
@@ -377,7 +386,7 @@
 </file>
 
 <file path=word/endnotes.xml><?xml version="1.0" encoding="utf-8"?>
-<w:endnotes xmlns:wpc="http://schemas.microsoft.com/office/word/2010/wordprocessingCanvas" xmlns:cx="http://schemas.microsoft.com/office/drawing/2014/chartex" xmlns:cx1="http://schemas.microsoft.com/office/drawing/2015/9/8/chartex" xmlns:cx2="http://schemas.microsoft.com/office/drawing/2015/10/21/chartex" xmlns:cx3="http://schemas.microsoft.com/office/drawing/2016/5/9/chartex" xmlns:cx4="http://schemas.microsoft.com/office/drawing/2016/5/10/chartex" xmlns:cx5="http://schemas.microsoft.com/office/drawing/2016/5/11/chartex" xmlns:cx6="http://schemas.microsoft.com/office/drawing/2016/5/12/chartex" xmlns:cx7="http://schemas.microsoft.com/office/drawing/2016/5/13/chartex" xmlns:cx8="http://schemas.microsoft.com/office/drawing/2016/5/14/chartex" xmlns:mc="http://schemas.openxmlformats.org/markup-compatibility/2006" xmlns:aink="http://schemas.microsoft.com/office/drawing/2016/ink" xmlns:am3d="http://schemas.microsoft.com/office/drawing/2017/model3d" xmlns:o="urn:schemas-microsoft-com:office:office" xmlns:oel="http://schemas.microsoft.com/office/2019/extlst" xmlns:r="http://schemas.openxmlformats.org/officeDocument/2006/relationships" xmlns:m="http://schemas.openxmlformats.org/officeDocument/2006/math" xmlns:v="urn:schemas-microsoft-com:vml" xmlns:wp14="http://schemas.microsoft.com/office/word/2010/wordprocessingDrawing" xmlns:wp="http://schemas.openxmlformats.org/drawingml/2006/wordprocessingDrawing" xmlns:w10="urn:schemas-microsoft-com:office:word" xmlns:w="http://schemas.openxmlformats.org/wordprocessingml/2006/main" xmlns:w14="http://schemas.microsoft.com/office/word/2010/wordml" xmlns:w15="http://schemas.microsoft.com/office/word/2012/wordml" xmlns:w16cex="http://schemas.microsoft.com/office/word/2018/wordml/cex" xmlns:w16cid="http://schemas.microsoft.com/office/word/2016/wordml/cid" xmlns:w16="http://schemas.microsoft.com/office/word/2018/wordml" xmlns:w16sdtdh="http://schemas.microsoft.com/office/word/2020/wordml/sdtdatahash" xmlns:w16se="http://schemas.microsoft.com/office/word/2015/wordml/symex" xmlns:wpg="http://schemas.microsoft.com/office/word/2010/wordprocessingGroup" xmlns:wpi="http://schemas.microsoft.com/office/word/2010/wordprocessingInk" xmlns:wne="http://schemas.microsoft.com/office/word/2006/wordml" xmlns:wps="http://schemas.microsoft.com/office/word/2010/wordprocessingShape" mc:Ignorable="w14 w15 w16se w16cid w16 w16cex w16sdtdh wp14">
+<w:endnotes xmlns:wpc="http://schemas.microsoft.com/office/word/2010/wordprocessingCanvas" xmlns:cx="http://schemas.microsoft.com/office/drawing/2014/chartex" xmlns:cx1="http://schemas.microsoft.com/office/drawing/2015/9/8/chartex" xmlns:cx2="http://schemas.microsoft.com/office/drawing/2015/10/21/chartex" xmlns:cx3="http://schemas.microsoft.com/office/drawing/2016/5/9/chartex" xmlns:cx4="http://schemas.microsoft.com/office/drawing/2016/5/10/chartex" xmlns:cx5="http://schemas.microsoft.com/office/drawing/2016/5/11/chartex" xmlns:cx6="http://schemas.microsoft.com/office/drawing/2016/5/12/chartex" xmlns:cx7="http://schemas.microsoft.com/office/drawing/2016/5/13/chartex" xmlns:cx8="http://schemas.microsoft.com/office/drawing/2016/5/14/chartex" xmlns:mc="http://schemas.openxmlformats.org/markup-compatibility/2006" xmlns:aink="http://schemas.microsoft.com/office/drawing/2016/ink" xmlns:am3d="http://schemas.microsoft.com/office/drawing/2017/model3d" xmlns:o="urn:schemas-microsoft-com:office:office" xmlns:oel="http://schemas.microsoft.com/office/2019/extlst" xmlns:r="http://schemas.openxmlformats.org/officeDocument/2006/relationships" xmlns:m="http://schemas.openxmlformats.org/officeDocument/2006/math" xmlns:v="urn:schemas-microsoft-com:vml" xmlns:wp14="http://schemas.microsoft.com/office/word/2010/wordprocessingDrawing" xmlns:wp="http://schemas.openxmlformats.org/drawingml/2006/wordprocessingDrawing" xmlns:w10="urn:schemas-microsoft-com:office:word" xmlns:w="http://schemas.openxmlformats.org/wordprocessingml/2006/main" xmlns:w14="http://schemas.microsoft.com/office/word/2010/wordml" xmlns:w15="http://schemas.microsoft.com/office/word/2012/wordml" xmlns:w16cex="http://schemas.microsoft.com/office/word/2018/wordml/cex" xmlns:w16cid="http://schemas.microsoft.com/office/word/2016/wordml/cid" xmlns:w16="http://schemas.microsoft.com/office/word/2018/wordml" xmlns:w16du="http://schemas.microsoft.com/office/word/2023/wordml/word16du" xmlns:w16sdtdh="http://schemas.microsoft.com/office/word/2020/wordml/sdtdatahash" xmlns:w16sdtfl="http://schemas.microsoft.com/office/word/2024/wordml/sdtformatlock" xmlns:w16se="http://schemas.microsoft.com/office/word/2015/wordml/symex" xmlns:wpg="http://schemas.microsoft.com/office/word/2010/wordprocessingGroup" xmlns:wpi="http://schemas.microsoft.com/office/word/2010/wordprocessingInk" xmlns:wne="http://schemas.microsoft.com/office/word/2006/wordml" xmlns:wps="http://schemas.microsoft.com/office/word/2010/wordprocessingShape" mc:Ignorable="w14 w15 w16se w16cid w16 w16cex w16sdtdh w16sdtfl w16du wp14">
   <w:endnote w:type="separator" w:id="-1">
     <w:p>
       <w:pPr>
@@ -402,7 +411,7 @@
 </file>
 
 <file path=word/footer1.xml><?xml version="1.0" encoding="utf-8"?>
-<w:ftr xmlns:wpc="http://schemas.microsoft.com/office/word/2010/wordprocessingCanvas" xmlns:cx="http://schemas.microsoft.com/office/drawing/2014/chartex" xmlns:cx1="http://schemas.microsoft.com/office/drawing/2015/9/8/chartex" xmlns:cx2="http://schemas.microsoft.com/office/drawing/2015/10/21/chartex" xmlns:cx3="http://schemas.microsoft.com/office/drawing/2016/5/9/chartex" xmlns:cx4="http://schemas.microsoft.com/office/drawing/2016/5/10/chartex" xmlns:cx5="http://schemas.microsoft.com/office/drawing/2016/5/11/chartex" xmlns:cx6="http://schemas.microsoft.com/office/drawing/2016/5/12/chartex" xmlns:cx7="http://schemas.microsoft.com/office/drawing/2016/5/13/chartex" xmlns:cx8="http://schemas.microsoft.com/office/drawing/2016/5/14/chartex" xmlns:mc="http://schemas.openxmlformats.org/markup-compatibility/2006" xmlns:aink="http://schemas.microsoft.com/office/drawing/2016/ink" xmlns:am3d="http://schemas.microsoft.com/office/drawing/2017/model3d" xmlns:o="urn:schemas-microsoft-com:office:office" xmlns:oel="http://schemas.microsoft.com/office/2019/extlst" xmlns:r="http://schemas.openxmlformats.org/officeDocument/2006/relationships" xmlns:m="http://schemas.openxmlformats.org/officeDocument/2006/math" xmlns:v="urn:schemas-microsoft-com:vml" xmlns:wp14="http://schemas.microsoft.com/office/word/2010/wordprocessingDrawing" xmlns:wp="http://schemas.openxmlformats.org/drawingml/2006/wordprocessingDrawing" xmlns:w10="urn:schemas-microsoft-com:office:word" xmlns:w="http://schemas.openxmlformats.org/wordprocessingml/2006/main" xmlns:w14="http://schemas.microsoft.com/office/word/2010/wordml" xmlns:w15="http://schemas.microsoft.com/office/word/2012/wordml" xmlns:w16cex="http://schemas.microsoft.com/office/word/2018/wordml/cex" xmlns:w16cid="http://schemas.microsoft.com/office/word/2016/wordml/cid" xmlns:w16="http://schemas.microsoft.com/office/word/2018/wordml" xmlns:w16sdtdh="http://schemas.microsoft.com/office/word/2020/wordml/sdtdatahash" xmlns:w16se="http://schemas.microsoft.com/office/word/2015/wordml/symex" xmlns:wpg="http://schemas.microsoft.com/office/word/2010/wordprocessingGroup" xmlns:wpi="http://schemas.microsoft.com/office/word/2010/wordprocessingInk" xmlns:wne="http://schemas.microsoft.com/office/word/2006/wordml" xmlns:wps="http://schemas.microsoft.com/office/word/2010/wordprocessingShape" mc:Ignorable="w14 w15 w16se w16cid w16 w16cex w16sdtdh wp14">
+<w:ftr xmlns:wpc="http://schemas.microsoft.com/office/word/2010/wordprocessingCanvas" xmlns:cx="http://schemas.microsoft.com/office/drawing/2014/chartex" xmlns:cx1="http://schemas.microsoft.com/office/drawing/2015/9/8/chartex" xmlns:cx2="http://schemas.microsoft.com/office/drawing/2015/10/21/chartex" xmlns:cx3="http://schemas.microsoft.com/office/drawing/2016/5/9/chartex" xmlns:cx4="http://schemas.microsoft.com/office/drawing/2016/5/10/chartex" xmlns:cx5="http://schemas.microsoft.com/office/drawing/2016/5/11/chartex" xmlns:cx6="http://schemas.microsoft.com/office/drawing/2016/5/12/chartex" xmlns:cx7="http://schemas.microsoft.com/office/drawing/2016/5/13/chartex" xmlns:cx8="http://schemas.microsoft.com/office/drawing/2016/5/14/chartex" xmlns:mc="http://schemas.openxmlformats.org/markup-compatibility/2006" xmlns:aink="http://schemas.microsoft.com/office/drawing/2016/ink" xmlns:am3d="http://schemas.microsoft.com/office/drawing/2017/model3d" xmlns:o="urn:schemas-microsoft-com:office:office" xmlns:oel="http://schemas.microsoft.com/office/2019/extlst" xmlns:r="http://schemas.openxmlformats.org/officeDocument/2006/relationships" xmlns:m="http://schemas.openxmlformats.org/officeDocument/2006/math" xmlns:v="urn:schemas-microsoft-com:vml" xmlns:wp14="http://schemas.microsoft.com/office/word/2010/wordprocessingDrawing" xmlns:wp="http://schemas.openxmlformats.org/drawingml/2006/wordprocessingDrawing" xmlns:w10="urn:schemas-microsoft-com:office:word" xmlns:w="http://schemas.openxmlformats.org/wordprocessingml/2006/main" xmlns:w14="http://schemas.microsoft.com/office/word/2010/wordml" xmlns:w15="http://schemas.microsoft.com/office/word/2012/wordml" xmlns:w16cex="http://schemas.microsoft.com/office/word/2018/wordml/cex" xmlns:w16cid="http://schemas.microsoft.com/office/word/2016/wordml/cid" xmlns:w16="http://schemas.microsoft.com/office/word/2018/wordml" xmlns:w16du="http://schemas.microsoft.com/office/word/2023/wordml/word16du" xmlns:w16sdtdh="http://schemas.microsoft.com/office/word/2020/wordml/sdtdatahash" xmlns:w16sdtfl="http://schemas.microsoft.com/office/word/2024/wordml/sdtformatlock" xmlns:w16se="http://schemas.microsoft.com/office/word/2015/wordml/symex" xmlns:wpg="http://schemas.microsoft.com/office/word/2010/wordprocessingGroup" xmlns:wpi="http://schemas.microsoft.com/office/word/2010/wordprocessingInk" xmlns:wne="http://schemas.microsoft.com/office/word/2006/wordml" xmlns:wps="http://schemas.microsoft.com/office/word/2010/wordprocessingShape" mc:Ignorable="w14 w15 w16se w16cid w16 w16cex w16sdtdh w16sdtfl w16du wp14">
   <w:p>
     <w:pPr>
       <w:pStyle w:val="Footer"/>
@@ -412,7 +421,7 @@
 </file>
 
 <file path=word/footer2.xml><?xml version="1.0" encoding="utf-8"?>
-<w:ftr xmlns:wpc="http://schemas.microsoft.com/office/word/2010/wordprocessingCanvas" xmlns:cx="http://schemas.microsoft.com/office/drawing/2014/chartex" xmlns:cx1="http://schemas.microsoft.com/office/drawing/2015/9/8/chartex" xmlns:cx2="http://schemas.microsoft.com/office/drawing/2015/10/21/chartex" xmlns:cx3="http://schemas.microsoft.com/office/drawing/2016/5/9/chartex" xmlns:cx4="http://schemas.microsoft.com/office/drawing/2016/5/10/chartex" xmlns:cx5="http://schemas.microsoft.com/office/drawing/2016/5/11/chartex" xmlns:cx6="http://schemas.microsoft.com/office/drawing/2016/5/12/chartex" xmlns:cx7="http://schemas.microsoft.com/office/drawing/2016/5/13/chartex" xmlns:cx8="http://schemas.microsoft.com/office/drawing/2016/5/14/chartex" xmlns:mc="http://schemas.openxmlformats.org/markup-compatibility/2006" xmlns:aink="http://schemas.microsoft.com/office/drawing/2016/ink" xmlns:am3d="http://schemas.microsoft.com/office/drawing/2017/model3d" xmlns:o="urn:schemas-microsoft-com:office:office" xmlns:oel="http://schemas.microsoft.com/office/2019/extlst" xmlns:r="http://schemas.openxmlformats.org/officeDocument/2006/relationships" xmlns:m="http://schemas.openxmlformats.org/officeDocument/2006/math" xmlns:v="urn:schemas-microsoft-com:vml" xmlns:wp14="http://schemas.microsoft.com/office/word/2010/wordprocessingDrawing" xmlns:wp="http://schemas.openxmlformats.org/drawingml/2006/wordprocessingDrawing" xmlns:w10="urn:schemas-microsoft-com:office:word" xmlns:w="http://schemas.openxmlformats.org/wordprocessingml/2006/main" xmlns:w14="http://schemas.microsoft.com/office/word/2010/wordml" xmlns:w15="http://schemas.microsoft.com/office/word/2012/wordml" xmlns:w16cex="http://schemas.microsoft.com/office/word/2018/wordml/cex" xmlns:w16cid="http://schemas.microsoft.com/office/word/2016/wordml/cid" xmlns:w16="http://schemas.microsoft.com/office/word/2018/wordml" xmlns:w16sdtdh="http://schemas.microsoft.com/office/word/2020/wordml/sdtdatahash" xmlns:w16se="http://schemas.microsoft.com/office/word/2015/wordml/symex" xmlns:wpg="http://schemas.microsoft.com/office/word/2010/wordprocessingGroup" xmlns:wpi="http://schemas.microsoft.com/office/word/2010/wordprocessingInk" xmlns:wne="http://schemas.microsoft.com/office/word/2006/wordml" xmlns:wps="http://schemas.microsoft.com/office/word/2010/wordprocessingShape" mc:Ignorable="w14 w15 w16se w16cid w16 w16cex w16sdtdh wp14">
+<w:ftr xmlns:wpc="http://schemas.microsoft.com/office/word/2010/wordprocessingCanvas" xmlns:cx="http://schemas.microsoft.com/office/drawing/2014/chartex" xmlns:cx1="http://schemas.microsoft.com/office/drawing/2015/9/8/chartex" xmlns:cx2="http://schemas.microsoft.com/office/drawing/2015/10/21/chartex" xmlns:cx3="http://schemas.microsoft.com/office/drawing/2016/5/9/chartex" xmlns:cx4="http://schemas.microsoft.com/office/drawing/2016/5/10/chartex" xmlns:cx5="http://schemas.microsoft.com/office/drawing/2016/5/11/chartex" xmlns:cx6="http://schemas.microsoft.com/office/drawing/2016/5/12/chartex" xmlns:cx7="http://schemas.microsoft.com/office/drawing/2016/5/13/chartex" xmlns:cx8="http://schemas.microsoft.com/office/drawing/2016/5/14/chartex" xmlns:mc="http://schemas.openxmlformats.org/markup-compatibility/2006" xmlns:aink="http://schemas.microsoft.com/office/drawing/2016/ink" xmlns:am3d="http://schemas.microsoft.com/office/drawing/2017/model3d" xmlns:o="urn:schemas-microsoft-com:office:office" xmlns:oel="http://schemas.microsoft.com/office/2019/extlst" xmlns:r="http://schemas.openxmlformats.org/officeDocument/2006/relationships" xmlns:m="http://schemas.openxmlformats.org/officeDocument/2006/math" xmlns:v="urn:schemas-microsoft-com:vml" xmlns:wp14="http://schemas.microsoft.com/office/word/2010/wordprocessingDrawing" xmlns:wp="http://schemas.openxmlformats.org/drawingml/2006/wordprocessingDrawing" xmlns:w10="urn:schemas-microsoft-com:office:word" xmlns:w="http://schemas.openxmlformats.org/wordprocessingml/2006/main" xmlns:w14="http://schemas.microsoft.com/office/word/2010/wordml" xmlns:w15="http://schemas.microsoft.com/office/word/2012/wordml" xmlns:w16cex="http://schemas.microsoft.com/office/word/2018/wordml/cex" xmlns:w16cid="http://schemas.microsoft.com/office/word/2016/wordml/cid" xmlns:w16="http://schemas.microsoft.com/office/word/2018/wordml" xmlns:w16du="http://schemas.microsoft.com/office/word/2023/wordml/word16du" xmlns:w16sdtdh="http://schemas.microsoft.com/office/word/2020/wordml/sdtdatahash" xmlns:w16sdtfl="http://schemas.microsoft.com/office/word/2024/wordml/sdtformatlock" xmlns:w16se="http://schemas.microsoft.com/office/word/2015/wordml/symex" xmlns:wpg="http://schemas.microsoft.com/office/word/2010/wordprocessingGroup" xmlns:wpi="http://schemas.microsoft.com/office/word/2010/wordprocessingInk" xmlns:wne="http://schemas.microsoft.com/office/word/2006/wordml" xmlns:wps="http://schemas.microsoft.com/office/word/2010/wordprocessingShape" mc:Ignorable="w14 w15 w16se w16cid w16 w16cex w16sdtdh w16sdtfl w16du wp14">
   <w:p>
     <w:pPr>
       <w:pStyle w:val="Footer"/>
@@ -422,7 +431,7 @@
 </file>
 
 <file path=word/footer3.xml><?xml version="1.0" encoding="utf-8"?>
-<w:ftr xmlns:wpc="http://schemas.microsoft.com/office/word/2010/wordprocessingCanvas" xmlns:cx="http://schemas.microsoft.com/office/drawing/2014/chartex" xmlns:cx1="http://schemas.microsoft.com/office/drawing/2015/9/8/chartex" xmlns:cx2="http://schemas.microsoft.com/office/drawing/2015/10/21/chartex" xmlns:cx3="http://schemas.microsoft.com/office/drawing/2016/5/9/chartex" xmlns:cx4="http://schemas.microsoft.com/office/drawing/2016/5/10/chartex" xmlns:cx5="http://schemas.microsoft.com/office/drawing/2016/5/11/chartex" xmlns:cx6="http://schemas.microsoft.com/office/drawing/2016/5/12/chartex" xmlns:cx7="http://schemas.microsoft.com/office/drawing/2016/5/13/chartex" xmlns:cx8="http://schemas.microsoft.com/office/drawing/2016/5/14/chartex" xmlns:mc="http://schemas.openxmlformats.org/markup-compatibility/2006" xmlns:aink="http://schemas.microsoft.com/office/drawing/2016/ink" xmlns:am3d="http://schemas.microsoft.com/office/drawing/2017/model3d" xmlns:o="urn:schemas-microsoft-com:office:office" xmlns:oel="http://schemas.microsoft.com/office/2019/extlst" xmlns:r="http://schemas.openxmlformats.org/officeDocument/2006/relationships" xmlns:m="http://schemas.openxmlformats.org/officeDocument/2006/math" xmlns:v="urn:schemas-microsoft-com:vml" xmlns:wp14="http://schemas.microsoft.com/office/word/2010/wordprocessingDrawing" xmlns:wp="http://schemas.openxmlformats.org/drawingml/2006/wordprocessingDrawing" xmlns:w10="urn:schemas-microsoft-com:office:word" xmlns:w="http://schemas.openxmlformats.org/wordprocessingml/2006/main" xmlns:w14="http://schemas.microsoft.com/office/word/2010/wordml" xmlns:w15="http://schemas.microsoft.com/office/word/2012/wordml" xmlns:w16cex="http://schemas.microsoft.com/office/word/2018/wordml/cex" xmlns:w16cid="http://schemas.microsoft.com/office/word/2016/wordml/cid" xmlns:w16="http://schemas.microsoft.com/office/word/2018/wordml" xmlns:w16sdtdh="http://schemas.microsoft.com/office/word/2020/wordml/sdtdatahash" xmlns:w16se="http://schemas.microsoft.com/office/word/2015/wordml/symex" xmlns:wpg="http://schemas.microsoft.com/office/word/2010/wordprocessingGroup" xmlns:wpi="http://schemas.microsoft.com/office/word/2010/wordprocessingInk" xmlns:wne="http://schemas.microsoft.com/office/word/2006/wordml" xmlns:wps="http://schemas.microsoft.com/office/word/2010/wordprocessingShape" mc:Ignorable="w14 w15 w16se w16cid w16 w16cex w16sdtdh wp14">
+<w:ftr xmlns:wpc="http://schemas.microsoft.com/office/word/2010/wordprocessingCanvas" xmlns:cx="http://schemas.microsoft.com/office/drawing/2014/chartex" xmlns:cx1="http://schemas.microsoft.com/office/drawing/2015/9/8/chartex" xmlns:cx2="http://schemas.microsoft.com/office/drawing/2015/10/21/chartex" xmlns:cx3="http://schemas.microsoft.com/office/drawing/2016/5/9/chartex" xmlns:cx4="http://schemas.microsoft.com/office/drawing/2016/5/10/chartex" xmlns:cx5="http://schemas.microsoft.com/office/drawing/2016/5/11/chartex" xmlns:cx6="http://schemas.microsoft.com/office/drawing/2016/5/12/chartex" xmlns:cx7="http://schemas.microsoft.com/office/drawing/2016/5/13/chartex" xmlns:cx8="http://schemas.microsoft.com/office/drawing/2016/5/14/chartex" xmlns:mc="http://schemas.openxmlformats.org/markup-compatibility/2006" xmlns:aink="http://schemas.microsoft.com/office/drawing/2016/ink" xmlns:am3d="http://schemas.microsoft.com/office/drawing/2017/model3d" xmlns:o="urn:schemas-microsoft-com:office:office" xmlns:oel="http://schemas.microsoft.com/office/2019/extlst" xmlns:r="http://schemas.openxmlformats.org/officeDocument/2006/relationships" xmlns:m="http://schemas.openxmlformats.org/officeDocument/2006/math" xmlns:v="urn:schemas-microsoft-com:vml" xmlns:wp14="http://schemas.microsoft.com/office/word/2010/wordprocessingDrawing" xmlns:wp="http://schemas.openxmlformats.org/drawingml/2006/wordprocessingDrawing" xmlns:w10="urn:schemas-microsoft-com:office:word" xmlns:w="http://schemas.openxmlformats.org/wordprocessingml/2006/main" xmlns:w14="http://schemas.microsoft.com/office/word/2010/wordml" xmlns:w15="http://schemas.microsoft.com/office/word/2012/wordml" xmlns:w16cex="http://schemas.microsoft.com/office/word/2018/wordml/cex" xmlns:w16cid="http://schemas.microsoft.com/office/word/2016/wordml/cid" xmlns:w16="http://schemas.microsoft.com/office/word/2018/wordml" xmlns:w16du="http://schemas.microsoft.com/office/word/2023/wordml/word16du" xmlns:w16sdtdh="http://schemas.microsoft.com/office/word/2020/wordml/sdtdatahash" xmlns:w16sdtfl="http://schemas.microsoft.com/office/word/2024/wordml/sdtformatlock" xmlns:w16se="http://schemas.microsoft.com/office/word/2015/wordml/symex" xmlns:wpg="http://schemas.microsoft.com/office/word/2010/wordprocessingGroup" xmlns:wpi="http://schemas.microsoft.com/office/word/2010/wordprocessingInk" xmlns:wne="http://schemas.microsoft.com/office/word/2006/wordml" xmlns:wps="http://schemas.microsoft.com/office/word/2010/wordprocessingShape" mc:Ignorable="w14 w15 w16se w16cid w16 w16cex w16sdtdh w16sdtfl w16du wp14">
   <w:p>
     <w:pPr>
       <w:pStyle w:val="Footer"/>
@@ -432,7 +441,7 @@
 </file>
 
 <file path=word/footnotes.xml><?xml version="1.0" encoding="utf-8"?>
-<w:footnotes xmlns:wpc="http://schemas.microsoft.com/office/word/2010/wordprocessingCanvas" xmlns:cx="http://schemas.microsoft.com/office/drawing/2014/chartex" xmlns:cx1="http://schemas.microsoft.com/office/drawing/2015/9/8/chartex" xmlns:cx2="http://schemas.microsoft.com/office/drawing/2015/10/21/chartex" xmlns:cx3="http://schemas.microsoft.com/office/drawing/2016/5/9/chartex" xmlns:cx4="http://schemas.microsoft.com/office/drawing/2016/5/10/chartex" xmlns:cx5="http://schemas.microsoft.com/office/drawing/2016/5/11/chartex" xmlns:cx6="http://schemas.microsoft.com/office/drawing/2016/5/12/chartex" xmlns:cx7="http://schemas.microsoft.com/office/drawing/2016/5/13/chartex" xmlns:cx8="http://schemas.microsoft.com/office/drawing/2016/5/14/chartex" xmlns:mc="http://schemas.openxmlformats.org/markup-compatibility/2006" xmlns:aink="http://schemas.microsoft.com/office/drawing/2016/ink" xmlns:am3d="http://schemas.microsoft.com/office/drawing/2017/model3d" xmlns:o="urn:schemas-microsoft-com:office:office" xmlns:oel="http://schemas.microsoft.com/office/2019/extlst" xmlns:r="http://schemas.openxmlformats.org/officeDocument/2006/relationships" xmlns:m="http://schemas.openxmlformats.org/officeDocument/2006/math" xmlns:v="urn:schemas-microsoft-com:vml" xmlns:wp14="http://schemas.microsoft.com/office/word/2010/wordprocessingDrawing" xmlns:wp="http://schemas.openxmlformats.org/drawingml/2006/wordprocessingDrawing" xmlns:w10="urn:schemas-microsoft-com:office:word" xmlns:w="http://schemas.openxmlformats.org/wordprocessingml/2006/main" xmlns:w14="http://schemas.microsoft.com/office/word/2010/wordml" xmlns:w15="http://schemas.microsoft.com/office/word/2012/wordml" xmlns:w16cex="http://schemas.microsoft.com/office/word/2018/wordml/cex" xmlns:w16cid="http://schemas.microsoft.com/office/word/2016/wordml/cid" xmlns:w16="http://schemas.microsoft.com/office/word/2018/wordml" xmlns:w16sdtdh="http://schemas.microsoft.com/office/word/2020/wordml/sdtdatahash" xmlns:w16se="http://schemas.microsoft.com/office/word/2015/wordml/symex" xmlns:wpg="http://schemas.microsoft.com/office/word/2010/wordprocessingGroup" xmlns:wpi="http://schemas.microsoft.com/office/word/2010/wordprocessingInk" xmlns:wne="http://schemas.microsoft.com/office/word/2006/wordml" xmlns:wps="http://schemas.microsoft.com/office/word/2010/wordprocessingShape" mc:Ignorable="w14 w15 w16se w16cid w16 w16cex w16sdtdh wp14">
+<w:footnotes xmlns:wpc="http://schemas.microsoft.com/office/word/2010/wordprocessingCanvas" xmlns:cx="http://schemas.microsoft.com/office/drawing/2014/chartex" xmlns:cx1="http://schemas.microsoft.com/office/drawing/2015/9/8/chartex" xmlns:cx2="http://schemas.microsoft.com/office/drawing/2015/10/21/chartex" xmlns:cx3="http://schemas.microsoft.com/office/drawing/2016/5/9/chartex" xmlns:cx4="http://schemas.microsoft.com/office/drawing/2016/5/10/chartex" xmlns:cx5="http://schemas.microsoft.com/office/drawing/2016/5/11/chartex" xmlns:cx6="http://schemas.microsoft.com/office/drawing/2016/5/12/chartex" xmlns:cx7="http://schemas.microsoft.com/office/drawing/2016/5/13/chartex" xmlns:cx8="http://schemas.microsoft.com/office/drawing/2016/5/14/chartex" xmlns:mc="http://schemas.openxmlformats.org/markup-compatibility/2006" xmlns:aink="http://schemas.microsoft.com/office/drawing/2016/ink" xmlns:am3d="http://schemas.microsoft.com/office/drawing/2017/model3d" xmlns:o="urn:schemas-microsoft-com:office:office" xmlns:oel="http://schemas.microsoft.com/office/2019/extlst" xmlns:r="http://schemas.openxmlformats.org/officeDocument/2006/relationships" xmlns:m="http://schemas.openxmlformats.org/officeDocument/2006/math" xmlns:v="urn:schemas-microsoft-com:vml" xmlns:wp14="http://schemas.microsoft.com/office/word/2010/wordprocessingDrawing" xmlns:wp="http://schemas.openxmlformats.org/drawingml/2006/wordprocessingDrawing" xmlns:w10="urn:schemas-microsoft-com:office:word" xmlns:w="http://schemas.openxmlformats.org/wordprocessingml/2006/main" xmlns:w14="http://schemas.microsoft.com/office/word/2010/wordml" xmlns:w15="http://schemas.microsoft.com/office/word/2012/wordml" xmlns:w16cex="http://schemas.microsoft.com/office/word/2018/wordml/cex" xmlns:w16cid="http://schemas.microsoft.com/office/word/2016/wordml/cid" xmlns:w16="http://schemas.microsoft.com/office/word/2018/wordml" xmlns:w16du="http://schemas.microsoft.com/office/word/2023/wordml/word16du" xmlns:w16sdtdh="http://schemas.microsoft.com/office/word/2020/wordml/sdtdatahash" xmlns:w16sdtfl="http://schemas.microsoft.com/office/word/2024/wordml/sdtformatlock" xmlns:w16se="http://schemas.microsoft.com/office/word/2015/wordml/symex" xmlns:wpg="http://schemas.microsoft.com/office/word/2010/wordprocessingGroup" xmlns:wpi="http://schemas.microsoft.com/office/word/2010/wordprocessingInk" xmlns:wne="http://schemas.microsoft.com/office/word/2006/wordml" xmlns:wps="http://schemas.microsoft.com/office/word/2010/wordprocessingShape" mc:Ignorable="w14 w15 w16se w16cid w16 w16cex w16sdtdh w16sdtfl w16du wp14">
   <w:footnote w:type="separator" w:id="-1">
     <w:p>
       <w:pPr>
@@ -457,7 +466,7 @@
 </file>
 
 <file path=word/header1.xml><?xml version="1.0" encoding="utf-8"?>
-<w:hdr xmlns:wpc="http://schemas.microsoft.com/office/word/2010/wordprocessingCanvas" xmlns:cx="http://schemas.microsoft.com/office/drawing/2014/chartex" xmlns:cx1="http://schemas.microsoft.com/office/drawing/2015/9/8/chartex" xmlns:cx2="http://schemas.microsoft.com/office/drawing/2015/10/21/chartex" xmlns:cx3="http://schemas.microsoft.com/office/drawing/2016/5/9/chartex" xmlns:cx4="http://schemas.microsoft.com/office/drawing/2016/5/10/chartex" xmlns:cx5="http://schemas.microsoft.com/office/drawing/2016/5/11/chartex" xmlns:cx6="http://schemas.microsoft.com/office/drawing/2016/5/12/chartex" xmlns:cx7="http://schemas.microsoft.com/office/drawing/2016/5/13/chartex" xmlns:cx8="http://schemas.microsoft.com/office/drawing/2016/5/14/chartex" xmlns:mc="http://schemas.openxmlformats.org/markup-compatibility/2006" xmlns:aink="http://schemas.microsoft.com/office/drawing/2016/ink" xmlns:am3d="http://schemas.microsoft.com/office/drawing/2017/model3d" xmlns:o="urn:schemas-microsoft-com:office:office" xmlns:oel="http://schemas.microsoft.com/office/2019/extlst" xmlns:r="http://schemas.openxmlformats.org/officeDocument/2006/relationships" xmlns:m="http://schemas.openxmlformats.org/officeDocument/2006/math" xmlns:v="urn:schemas-microsoft-com:vml" xmlns:wp14="http://schemas.microsoft.com/office/word/2010/wordprocessingDrawing" xmlns:wp="http://schemas.openxmlformats.org/drawingml/2006/wordprocessingDrawing" xmlns:w10="urn:schemas-microsoft-com:office:word" xmlns:w="http://schemas.openxmlformats.org/wordprocessingml/2006/main" xmlns:w14="http://schemas.microsoft.com/office/word/2010/wordml" xmlns:w15="http://schemas.microsoft.com/office/word/2012/wordml" xmlns:w16cex="http://schemas.microsoft.com/office/word/2018/wordml/cex" xmlns:w16cid="http://schemas.microsoft.com/office/word/2016/wordml/cid" xmlns:w16="http://schemas.microsoft.com/office/word/2018/wordml" xmlns:w16sdtdh="http://schemas.microsoft.com/office/word/2020/wordml/sdtdatahash" xmlns:w16se="http://schemas.microsoft.com/office/word/2015/wordml/symex" xmlns:wpg="http://schemas.microsoft.com/office/word/2010/wordprocessingGroup" xmlns:wpi="http://schemas.microsoft.com/office/word/2010/wordprocessingInk" xmlns:wne="http://schemas.microsoft.com/office/word/2006/wordml" xmlns:wps="http://schemas.microsoft.com/office/word/2010/wordprocessingShape" mc:Ignorable="w14 w15 w16se w16cid w16 w16cex w16sdtdh wp14">
+<w:hdr xmlns:wpc="http://schemas.microsoft.com/office/word/2010/wordprocessingCanvas" xmlns:cx="http://schemas.microsoft.com/office/drawing/2014/chartex" xmlns:cx1="http://schemas.microsoft.com/office/drawing/2015/9/8/chartex" xmlns:cx2="http://schemas.microsoft.com/office/drawing/2015/10/21/chartex" xmlns:cx3="http://schemas.microsoft.com/office/drawing/2016/5/9/chartex" xmlns:cx4="http://schemas.microsoft.com/office/drawing/2016/5/10/chartex" xmlns:cx5="http://schemas.microsoft.com/office/drawing/2016/5/11/chartex" xmlns:cx6="http://schemas.microsoft.com/office/drawing/2016/5/12/chartex" xmlns:cx7="http://schemas.microsoft.com/office/drawing/2016/5/13/chartex" xmlns:cx8="http://schemas.microsoft.com/office/drawing/2016/5/14/chartex" xmlns:mc="http://schemas.openxmlformats.org/markup-compatibility/2006" xmlns:aink="http://schemas.microsoft.com/office/drawing/2016/ink" xmlns:am3d="http://schemas.microsoft.com/office/drawing/2017/model3d" xmlns:o="urn:schemas-microsoft-com:office:office" xmlns:oel="http://schemas.microsoft.com/office/2019/extlst" xmlns:r="http://schemas.openxmlformats.org/officeDocument/2006/relationships" xmlns:m="http://schemas.openxmlformats.org/officeDocument/2006/math" xmlns:v="urn:schemas-microsoft-com:vml" xmlns:wp14="http://schemas.microsoft.com/office/word/2010/wordprocessingDrawing" xmlns:wp="http://schemas.openxmlformats.org/drawingml/2006/wordprocessingDrawing" xmlns:w10="urn:schemas-microsoft-com:office:word" xmlns:w="http://schemas.openxmlformats.org/wordprocessingml/2006/main" xmlns:w14="http://schemas.microsoft.com/office/word/2010/wordml" xmlns:w15="http://schemas.microsoft.com/office/word/2012/wordml" xmlns:w16cex="http://schemas.microsoft.com/office/word/2018/wordml/cex" xmlns:w16cid="http://schemas.microsoft.com/office/word/2016/wordml/cid" xmlns:w16="http://schemas.microsoft.com/office/word/2018/wordml" xmlns:w16du="http://schemas.microsoft.com/office/word/2023/wordml/word16du" xmlns:w16sdtdh="http://schemas.microsoft.com/office/word/2020/wordml/sdtdatahash" xmlns:w16sdtfl="http://schemas.microsoft.com/office/word/2024/wordml/sdtformatlock" xmlns:w16se="http://schemas.microsoft.com/office/word/2015/wordml/symex" xmlns:wpg="http://schemas.microsoft.com/office/word/2010/wordprocessingGroup" xmlns:wpi="http://schemas.microsoft.com/office/word/2010/wordprocessingInk" xmlns:wne="http://schemas.microsoft.com/office/word/2006/wordml" xmlns:wps="http://schemas.microsoft.com/office/word/2010/wordprocessingShape" mc:Ignorable="w14 w15 w16se w16cid w16 w16cex w16sdtdh w16sdtfl w16du wp14">
   <w:p>
     <w:pPr>
       <w:pStyle w:val="Header"/>
@@ -467,7 +476,7 @@
 </file>
 
 <file path=word/header2.xml><?xml version="1.0" encoding="utf-8"?>
-<w:hdr xmlns:wpc="http://schemas.microsoft.com/office/word/2010/wordprocessingCanvas" xmlns:cx="http://schemas.microsoft.com/office/drawing/2014/chartex" xmlns:cx1="http://schemas.microsoft.com/office/drawing/2015/9/8/chartex" xmlns:cx2="http://schemas.microsoft.com/office/drawing/2015/10/21/chartex" xmlns:cx3="http://schemas.microsoft.com/office/drawing/2016/5/9/chartex" xmlns:cx4="http://schemas.microsoft.com/office/drawing/2016/5/10/chartex" xmlns:cx5="http://schemas.microsoft.com/office/drawing/2016/5/11/chartex" xmlns:cx6="http://schemas.microsoft.com/office/drawing/2016/5/12/chartex" xmlns:cx7="http://schemas.microsoft.com/office/drawing/2016/5/13/chartex" xmlns:cx8="http://schemas.microsoft.com/office/drawing/2016/5/14/chartex" xmlns:mc="http://schemas.openxmlformats.org/markup-compatibility/2006" xmlns:aink="http://schemas.microsoft.com/office/drawing/2016/ink" xmlns:am3d="http://schemas.microsoft.com/office/drawing/2017/model3d" xmlns:o="urn:schemas-microsoft-com:office:office" xmlns:oel="http://schemas.microsoft.com/office/2019/extlst" xmlns:r="http://schemas.openxmlformats.org/officeDocument/2006/relationships" xmlns:m="http://schemas.openxmlformats.org/officeDocument/2006/math" xmlns:v="urn:schemas-microsoft-com:vml" xmlns:wp14="http://schemas.microsoft.com/office/word/2010/wordprocessingDrawing" xmlns:wp="http://schemas.openxmlformats.org/drawingml/2006/wordprocessingDrawing" xmlns:w10="urn:schemas-microsoft-com:office:word" xmlns:w="http://schemas.openxmlformats.org/wordprocessingml/2006/main" xmlns:w14="http://schemas.microsoft.com/office/word/2010/wordml" xmlns:w15="http://schemas.microsoft.com/office/word/2012/wordml" xmlns:w16cex="http://schemas.microsoft.com/office/word/2018/wordml/cex" xmlns:w16cid="http://schemas.microsoft.com/office/word/2016/wordml/cid" xmlns:w16="http://schemas.microsoft.com/office/word/2018/wordml" xmlns:w16sdtdh="http://schemas.microsoft.com/office/word/2020/wordml/sdtdatahash" xmlns:w16se="http://schemas.microsoft.com/office/word/2015/wordml/symex" xmlns:wpg="http://schemas.microsoft.com/office/word/2010/wordprocessingGroup" xmlns:wpi="http://schemas.microsoft.com/office/word/2010/wordprocessingInk" xmlns:wne="http://schemas.microsoft.com/office/word/2006/wordml" xmlns:wps="http://schemas.microsoft.com/office/word/2010/wordprocessingShape" mc:Ignorable="w14 w15 w16se w16cid w16 w16cex w16sdtdh wp14">
+<w:hdr xmlns:wpc="http://schemas.microsoft.com/office/word/2010/wordprocessingCanvas" xmlns:cx="http://schemas.microsoft.com/office/drawing/2014/chartex" xmlns:cx1="http://schemas.microsoft.com/office/drawing/2015/9/8/chartex" xmlns:cx2="http://schemas.microsoft.com/office/drawing/2015/10/21/chartex" xmlns:cx3="http://schemas.microsoft.com/office/drawing/2016/5/9/chartex" xmlns:cx4="http://schemas.microsoft.com/office/drawing/2016/5/10/chartex" xmlns:cx5="http://schemas.microsoft.com/office/drawing/2016/5/11/chartex" xmlns:cx6="http://schemas.microsoft.com/office/drawing/2016/5/12/chartex" xmlns:cx7="http://schemas.microsoft.com/office/drawing/2016/5/13/chartex" xmlns:cx8="http://schemas.microsoft.com/office/drawing/2016/5/14/chartex" xmlns:mc="http://schemas.openxmlformats.org/markup-compatibility/2006" xmlns:aink="http://schemas.microsoft.com/office/drawing/2016/ink" xmlns:am3d="http://schemas.microsoft.com/office/drawing/2017/model3d" xmlns:o="urn:schemas-microsoft-com:office:office" xmlns:oel="http://schemas.microsoft.com/office/2019/extlst" xmlns:r="http://schemas.openxmlformats.org/officeDocument/2006/relationships" xmlns:m="http://schemas.openxmlformats.org/officeDocument/2006/math" xmlns:v="urn:schemas-microsoft-com:vml" xmlns:wp14="http://schemas.microsoft.com/office/word/2010/wordprocessingDrawing" xmlns:wp="http://schemas.openxmlformats.org/drawingml/2006/wordprocessingDrawing" xmlns:w10="urn:schemas-microsoft-com:office:word" xmlns:w="http://schemas.openxmlformats.org/wordprocessingml/2006/main" xmlns:w14="http://schemas.microsoft.com/office/word/2010/wordml" xmlns:w15="http://schemas.microsoft.com/office/word/2012/wordml" xmlns:w16cex="http://schemas.microsoft.com/office/word/2018/wordml/cex" xmlns:w16cid="http://schemas.microsoft.com/office/word/2016/wordml/cid" xmlns:w16="http://schemas.microsoft.com/office/word/2018/wordml" xmlns:w16du="http://schemas.microsoft.com/office/word/2023/wordml/word16du" xmlns:w16sdtdh="http://schemas.microsoft.com/office/word/2020/wordml/sdtdatahash" xmlns:w16sdtfl="http://schemas.microsoft.com/office/word/2024/wordml/sdtformatlock" xmlns:w16se="http://schemas.microsoft.com/office/word/2015/wordml/symex" xmlns:wpg="http://schemas.microsoft.com/office/word/2010/wordprocessingGroup" xmlns:wpi="http://schemas.microsoft.com/office/word/2010/wordprocessingInk" xmlns:wne="http://schemas.microsoft.com/office/word/2006/wordml" xmlns:wps="http://schemas.microsoft.com/office/word/2010/wordprocessingShape" mc:Ignorable="w14 w15 w16se w16cid w16 w16cex w16sdtdh w16sdtfl w16du wp14">
   <w:p>
     <w:pPr>
       <w:pStyle w:val="Header"/>
@@ -478,7 +487,7 @@
 </file>
 
 <file path=word/header3.xml><?xml version="1.0" encoding="utf-8"?>
-<w:hdr xmlns:wpc="http://schemas.microsoft.com/office/word/2010/wordprocessingCanvas" xmlns:cx="http://schemas.microsoft.com/office/drawing/2014/chartex" xmlns:cx1="http://schemas.microsoft.com/office/drawing/2015/9/8/chartex" xmlns:cx2="http://schemas.microsoft.com/office/drawing/2015/10/21/chartex" xmlns:cx3="http://schemas.microsoft.com/office/drawing/2016/5/9/chartex" xmlns:cx4="http://schemas.microsoft.com/office/drawing/2016/5/10/chartex" xmlns:cx5="http://schemas.microsoft.com/office/drawing/2016/5/11/chartex" xmlns:cx6="http://schemas.microsoft.com/office/drawing/2016/5/12/chartex" xmlns:cx7="http://schemas.microsoft.com/office/drawing/2016/5/13/chartex" xmlns:cx8="http://schemas.microsoft.com/office/drawing/2016/5/14/chartex" xmlns:mc="http://schemas.openxmlformats.org/markup-compatibility/2006" xmlns:aink="http://schemas.microsoft.com/office/drawing/2016/ink" xmlns:am3d="http://schemas.microsoft.com/office/drawing/2017/model3d" xmlns:o="urn:schemas-microsoft-com:office:office" xmlns:oel="http://schemas.microsoft.com/office/2019/extlst" xmlns:r="http://schemas.openxmlformats.org/officeDocument/2006/relationships" xmlns:m="http://schemas.openxmlformats.org/officeDocument/2006/math" xmlns:v="urn:schemas-microsoft-com:vml" xmlns:wp14="http://schemas.microsoft.com/office/word/2010/wordprocessingDrawing" xmlns:wp="http://schemas.openxmlformats.org/drawingml/2006/wordprocessingDrawing" xmlns:w10="urn:schemas-microsoft-com:office:word" xmlns:w="http://schemas.openxmlformats.org/wordprocessingml/2006/main" xmlns:w14="http://schemas.microsoft.com/office/word/2010/wordml" xmlns:w15="http://schemas.microsoft.com/office/word/2012/wordml" xmlns:w16cex="http://schemas.microsoft.com/office/word/2018/wordml/cex" xmlns:w16cid="http://schemas.microsoft.com/office/word/2016/wordml/cid" xmlns:w16="http://schemas.microsoft.com/office/word/2018/wordml" xmlns:w16sdtdh="http://schemas.microsoft.com/office/word/2020/wordml/sdtdatahash" xmlns:w16se="http://schemas.microsoft.com/office/word/2015/wordml/symex" xmlns:wpg="http://schemas.microsoft.com/office/word/2010/wordprocessingGroup" xmlns:wpi="http://schemas.microsoft.com/office/word/2010/wordprocessingInk" xmlns:wne="http://schemas.microsoft.com/office/word/2006/wordml" xmlns:wps="http://schemas.microsoft.com/office/word/2010/wordprocessingShape" mc:Ignorable="w14 w15 w16se w16cid w16 w16cex w16sdtdh wp14">
+<w:hdr xmlns:wpc="http://schemas.microsoft.com/office/word/2010/wordprocessingCanvas" xmlns:cx="http://schemas.microsoft.com/office/drawing/2014/chartex" xmlns:cx1="http://schemas.microsoft.com/office/drawing/2015/9/8/chartex" xmlns:cx2="http://schemas.microsoft.com/office/drawing/2015/10/21/chartex" xmlns:cx3="http://schemas.microsoft.com/office/drawing/2016/5/9/chartex" xmlns:cx4="http://schemas.microsoft.com/office/drawing/2016/5/10/chartex" xmlns:cx5="http://schemas.microsoft.com/office/drawing/2016/5/11/chartex" xmlns:cx6="http://schemas.microsoft.com/office/drawing/2016/5/12/chartex" xmlns:cx7="http://schemas.microsoft.com/office/drawing/2016/5/13/chartex" xmlns:cx8="http://schemas.microsoft.com/office/drawing/2016/5/14/chartex" xmlns:mc="http://schemas.openxmlformats.org/markup-compatibility/2006" xmlns:aink="http://schemas.microsoft.com/office/drawing/2016/ink" xmlns:am3d="http://schemas.microsoft.com/office/drawing/2017/model3d" xmlns:o="urn:schemas-microsoft-com:office:office" xmlns:oel="http://schemas.microsoft.com/office/2019/extlst" xmlns:r="http://schemas.openxmlformats.org/officeDocument/2006/relationships" xmlns:m="http://schemas.openxmlformats.org/officeDocument/2006/math" xmlns:v="urn:schemas-microsoft-com:vml" xmlns:wp14="http://schemas.microsoft.com/office/word/2010/wordprocessingDrawing" xmlns:wp="http://schemas.openxmlformats.org/drawingml/2006/wordprocessingDrawing" xmlns:w10="urn:schemas-microsoft-com:office:word" xmlns:w="http://schemas.openxmlformats.org/wordprocessingml/2006/main" xmlns:w14="http://schemas.microsoft.com/office/word/2010/wordml" xmlns:w15="http://schemas.microsoft.com/office/word/2012/wordml" xmlns:w16cex="http://schemas.microsoft.com/office/word/2018/wordml/cex" xmlns:w16cid="http://schemas.microsoft.com/office/word/2016/wordml/cid" xmlns:w16="http://schemas.microsoft.com/office/word/2018/wordml" xmlns:w16du="http://schemas.microsoft.com/office/word/2023/wordml/word16du" xmlns:w16sdtdh="http://schemas.microsoft.com/office/word/2020/wordml/sdtdatahash" xmlns:w16sdtfl="http://schemas.microsoft.com/office/word/2024/wordml/sdtformatlock" xmlns:w16se="http://schemas.microsoft.com/office/word/2015/wordml/symex" xmlns:wpg="http://schemas.microsoft.com/office/word/2010/wordprocessingGroup" xmlns:wpi="http://schemas.microsoft.com/office/word/2010/wordprocessingInk" xmlns:wne="http://schemas.microsoft.com/office/word/2006/wordml" xmlns:wps="http://schemas.microsoft.com/office/word/2010/wordprocessingShape" mc:Ignorable="w14 w15 w16se w16cid w16 w16cex w16sdtdh w16sdtfl w16du wp14">
   <w:p>
     <w:pPr>
       <w:pStyle w:val="Header"/>
@@ -487,7 +496,7 @@
     <w:r>
       <w:tab/>
       <w:tab/>
-      <w:t>2026-06-17</w:t>
+      <w:t>2026-06-18</w:t>
       <w:br/>
       <w:br/>
     </w:r>
@@ -500,7 +509,7 @@
 </file>
 
 <file path=word/numbering.xml><?xml version="1.0" encoding="utf-8"?>
-<w:numbering xmlns:wpc="http://schemas.microsoft.com/office/word/2010/wordprocessingCanvas" xmlns:cx="http://schemas.microsoft.com/office/drawing/2014/chartex" xmlns:cx1="http://schemas.microsoft.com/office/drawing/2015/9/8/chartex" xmlns:cx2="http://schemas.microsoft.com/office/drawing/2015/10/21/chartex" xmlns:cx3="http://schemas.microsoft.com/office/drawing/2016/5/9/chartex" xmlns:cx4="http://schemas.microsoft.com/office/drawing/2016/5/10/chartex" xmlns:cx5="http://schemas.microsoft.com/office/drawing/2016/5/11/chartex" xmlns:cx6="http://schemas.microsoft.com/office/drawing/2016/5/12/chartex" xmlns:cx7="http://schemas.microsoft.com/office/drawing/2016/5/13/chartex" xmlns:cx8="http://schemas.microsoft.com/office/drawing/2016/5/14/chartex" xmlns:mc="http://schemas.openxmlformats.org/markup-compatibility/2006" xmlns:aink="http://schemas.microsoft.com/office/drawing/2016/ink" xmlns:am3d="http://schemas.microsoft.com/office/drawing/2017/model3d" xmlns:o="urn:schemas-microsoft-com:office:office" xmlns:oel="http://schemas.microsoft.com/office/2019/extlst" xmlns:r="http://schemas.openxmlformats.org/officeDocument/2006/relationships" xmlns:m="http://schemas.openxmlformats.org/officeDocument/2006/math" xmlns:v="urn:schemas-microsoft-com:vml" xmlns:wp14="http://schemas.microsoft.com/office/word/2010/wordprocessingDrawing" xmlns:wp="http://schemas.openxmlformats.org/drawingml/2006/wordprocessingDrawing" xmlns:w10="urn:schemas-microsoft-com:office:word" xmlns:w="http://schemas.openxmlformats.org/wordprocessingml/2006/main" xmlns:w14="http://schemas.microsoft.com/office/word/2010/wordml" xmlns:w15="http://schemas.microsoft.com/office/word/2012/wordml" xmlns:w16cex="http://schemas.microsoft.com/office/word/2018/wordml/cex" xmlns:w16cid="http://schemas.microsoft.com/office/word/2016/wordml/cid" xmlns:w16="http://schemas.microsoft.com/office/word/2018/wordml" xmlns:w16sdtdh="http://schemas.microsoft.com/office/word/2020/wordml/sdtdatahash" xmlns:w16se="http://schemas.microsoft.com/office/word/2015/wordml/symex" xmlns:wpg="http://schemas.microsoft.com/office/word/2010/wordprocessingGroup" xmlns:wpi="http://schemas.microsoft.com/office/word/2010/wordprocessingInk" xmlns:wne="http://schemas.microsoft.com/office/word/2006/wordml" xmlns:wps="http://schemas.microsoft.com/office/word/2010/wordprocessingShape" mc:Ignorable="w14 w15 w16se w16cid w16 w16cex w16sdtdh wp14">
+<w:numbering xmlns:wpc="http://schemas.microsoft.com/office/word/2010/wordprocessingCanvas" xmlns:cx="http://schemas.microsoft.com/office/drawing/2014/chartex" xmlns:cx1="http://schemas.microsoft.com/office/drawing/2015/9/8/chartex" xmlns:cx2="http://schemas.microsoft.com/office/drawing/2015/10/21/chartex" xmlns:cx3="http://schemas.microsoft.com/office/drawing/2016/5/9/chartex" xmlns:cx4="http://schemas.microsoft.com/office/drawing/2016/5/10/chartex" xmlns:cx5="http://schemas.microsoft.com/office/drawing/2016/5/11/chartex" xmlns:cx6="http://schemas.microsoft.com/office/drawing/2016/5/12/chartex" xmlns:cx7="http://schemas.microsoft.com/office/drawing/2016/5/13/chartex" xmlns:cx8="http://schemas.microsoft.com/office/drawing/2016/5/14/chartex" xmlns:mc="http://schemas.openxmlformats.org/markup-compatibility/2006" xmlns:aink="http://schemas.microsoft.com/office/drawing/2016/ink" xmlns:am3d="http://schemas.microsoft.com/office/drawing/2017/model3d" xmlns:o="urn:schemas-microsoft-com:office:office" xmlns:oel="http://schemas.microsoft.com/office/2019/extlst" xmlns:r="http://schemas.openxmlformats.org/officeDocument/2006/relationships" xmlns:m="http://schemas.openxmlformats.org/officeDocument/2006/math" xmlns:v="urn:schemas-microsoft-com:vml" xmlns:wp14="http://schemas.microsoft.com/office/word/2010/wordprocessingDrawing" xmlns:wp="http://schemas.openxmlformats.org/drawingml/2006/wordprocessingDrawing" xmlns:w10="urn:schemas-microsoft-com:office:word" xmlns:w="http://schemas.openxmlformats.org/wordprocessingml/2006/main" xmlns:w14="http://schemas.microsoft.com/office/word/2010/wordml" xmlns:w15="http://schemas.microsoft.com/office/word/2012/wordml" xmlns:w16cex="http://schemas.microsoft.com/office/word/2018/wordml/cex" xmlns:w16cid="http://schemas.microsoft.com/office/word/2016/wordml/cid" xmlns:w16="http://schemas.microsoft.com/office/word/2018/wordml" xmlns:w16du="http://schemas.microsoft.com/office/word/2023/wordml/word16du" xmlns:w16sdtdh="http://schemas.microsoft.com/office/word/2020/wordml/sdtdatahash" xmlns:w16sdtfl="http://schemas.microsoft.com/office/word/2024/wordml/sdtformatlock" xmlns:w16se="http://schemas.microsoft.com/office/word/2015/wordml/symex" xmlns:wpg="http://schemas.microsoft.com/office/word/2010/wordprocessingGroup" xmlns:wpi="http://schemas.microsoft.com/office/word/2010/wordprocessingInk" xmlns:wne="http://schemas.microsoft.com/office/word/2006/wordml" xmlns:wps="http://schemas.microsoft.com/office/word/2010/wordprocessingShape" mc:Ignorable="w14 w15 w16se w16cid w16 w16cex w16sdtdh w16sdtfl w16du wp14">
   <w:abstractNum w:abstractNumId="0" w15:restartNumberingAfterBreak="0">
     <w:nsid w:val="FFFFFF7C"/>
     <w:multiLevelType w:val="singleLevel"/>
@@ -703,7 +712,7 @@
 </file>
 
 <file path=word/styles.xml><?xml version="1.0" encoding="utf-8"?>
-<w:styles xmlns:mc="http://schemas.openxmlformats.org/markup-compatibility/2006" xmlns:r="http://schemas.openxmlformats.org/officeDocument/2006/relationships" xmlns:w="http://schemas.openxmlformats.org/wordprocessingml/2006/main" xmlns:w14="http://schemas.microsoft.com/office/word/2010/wordml" xmlns:w15="http://schemas.microsoft.com/office/word/2012/wordml" xmlns:w16cex="http://schemas.microsoft.com/office/word/2018/wordml/cex" xmlns:w16cid="http://schemas.microsoft.com/office/word/2016/wordml/cid" xmlns:w16="http://schemas.microsoft.com/office/word/2018/wordml" xmlns:w16sdtdh="http://schemas.microsoft.com/office/word/2020/wordml/sdtdatahash" xmlns:w16se="http://schemas.microsoft.com/office/word/2015/wordml/symex" mc:Ignorable="w14 w15 w16se w16cid w16 w16cex w16sdtdh">
+<w:styles xmlns:mc="http://schemas.openxmlformats.org/markup-compatibility/2006" xmlns:r="http://schemas.openxmlformats.org/officeDocument/2006/relationships" xmlns:w="http://schemas.openxmlformats.org/wordprocessingml/2006/main" xmlns:w14="http://schemas.microsoft.com/office/word/2010/wordml" xmlns:w15="http://schemas.microsoft.com/office/word/2012/wordml" xmlns:w16cex="http://schemas.microsoft.com/office/word/2018/wordml/cex" xmlns:w16cid="http://schemas.microsoft.com/office/word/2016/wordml/cid" xmlns:w16="http://schemas.microsoft.com/office/word/2018/wordml" xmlns:w16du="http://schemas.microsoft.com/office/word/2023/wordml/word16du" xmlns:w16sdtdh="http://schemas.microsoft.com/office/word/2020/wordml/sdtdatahash" xmlns:w16sdtfl="http://schemas.microsoft.com/office/word/2024/wordml/sdtformatlock" xmlns:w16se="http://schemas.microsoft.com/office/word/2015/wordml/symex" mc:Ignorable="w14 w15 w16se w16cid w16 w16cex w16sdtdh w16sdtfl w16du">
   <w:docDefaults>
     <w:rPrDefault>
       <w:rPr>
@@ -1461,7 +1470,7 @@
     <w:link w:val="TitleChar"/>
     <w:uiPriority w:val="10"/>
     <w:qFormat/>
-    <w:rsid w:val="007106C8"/>
+    <w:rsid w:val="00E854FA"/>
     <w:pPr>
       <w:spacing w:after="300" w:line="240" w:lineRule="auto"/>
       <w:contextualSpacing/>
@@ -1471,7 +1480,7 @@
       <w:rFonts w:eastAsiaTheme="majorEastAsia" w:cstheme="majorBidi"/>
       <w:spacing w:val="5"/>
       <w:kern w:val="28"/>
-      <w:sz w:val="52"/>
+      <w:sz w:val="40"/>
       <w:szCs w:val="52"/>
       <w:lang w:val="sv-SE" w:eastAsia="en-US" w:bidi="ar-SA"/>
     </w:rPr>
@@ -1481,12 +1490,12 @@
     <w:basedOn w:val="DefaultParagraphFont"/>
     <w:link w:val="Title"/>
     <w:uiPriority w:val="10"/>
-    <w:rsid w:val="007106C8"/>
+    <w:rsid w:val="00E854FA"/>
     <w:rPr>
       <w:rFonts w:ascii="Times New Roman" w:eastAsiaTheme="majorEastAsia" w:hAnsi="Times New Roman" w:cstheme="majorBidi"/>
       <w:spacing w:val="5"/>
       <w:kern w:val="28"/>
-      <w:sz w:val="52"/>
+      <w:sz w:val="40"/>
       <w:szCs w:val="52"/>
       <w:lang w:val="sv-SE" w:eastAsia="en-US" w:bidi="ar-SA"/>
     </w:rPr>

--- a/tillsyn/A 63500-2025 tillsynsbegäran.docx
+++ b/tillsyn/A 63500-2025 tillsynsbegäran.docx
@@ -496,7 +496,7 @@
     <w:r>
       <w:tab/>
       <w:tab/>
-      <w:t>2026-06-18</w:t>
+      <w:t>2026-06-19</w:t>
       <w:br/>
       <w:br/>
     </w:r>

--- a/tillsyn/A 63500-2025 tillsynsbegäran.docx
+++ b/tillsyn/A 63500-2025 tillsynsbegäran.docx
@@ -496,7 +496,7 @@
     <w:r>
       <w:tab/>
       <w:tab/>
-      <w:t>2026-06-19</w:t>
+      <w:t>2026-06-20</w:t>
       <w:br/>
       <w:br/>
     </w:r>

--- a/tillsyn/A 63500-2025 tillsynsbegäran.docx
+++ b/tillsyn/A 63500-2025 tillsynsbegäran.docx
@@ -12,10 +12,7 @@
     </w:p>
     <w:p>
       <w:r>
-        <w:t>Detta dokument behandlar höga naturvärden i avverkningsanmälan A 63500-2025 i Kristianstads kommun som inkom 2025-12-22 och omfattar 8,0 ha.</w:t>
-      </w:r>
-      <w:r>
-        <w:t xml:space="preserve"> I Figur 1 visas fyndplatser för naturvårdsarter i området, som finns registrerade på Artportalen.</w:t>
+        <w:t>Denna tillsynsbegäran behandlar höga naturvärden i avverkningsanmälan A 63500-2025 i Kristianstads kommun som inkom 2025-12-22 och omfattar 8,0 ha.</w:t>
       </w:r>
     </w:p>
     <w:p>
@@ -25,7 +22,7 @@
       <w:r>
         <w:drawing>
           <wp:inline xmlns:a="http://schemas.openxmlformats.org/drawingml/2006/main" xmlns:pic="http://schemas.openxmlformats.org/drawingml/2006/picture">
-            <wp:extent cx="5304891" cy="5688000"/>
+            <wp:extent cx="5338466" cy="5724000"/>
             <wp:docPr id="1" name="Picture 1"/>
             <wp:cNvGraphicFramePr>
               <a:graphicFrameLocks noChangeAspect="1"/>
@@ -46,7 +43,7 @@
                   <pic:spPr>
                     <a:xfrm>
                       <a:off x="0" y="0"/>
-                      <a:ext cx="5304891" cy="5688000"/>
+                      <a:ext cx="5338466" cy="5724000"/>
                     </a:xfrm>
                     <a:prstGeom prst="rect"/>
                   </pic:spPr>
@@ -63,7 +60,20 @@
         <w:spacing w:after="240"/>
       </w:pPr>
       <w:r>
-        <w:t>Figur 1. Fyndplatser för naturvårdsarter i avverkningsanmälan (röd linje). Inom parentes anges rödlistekategorier, S för signalarter, Tför typiska arter och fridlysningsparagrafer i artskyddsförordningen.Markörer utan svart kant är placerade på fyndplatsen. Markörer med svart kant är placerade vid sidan av fyndplatsen och har ett svart streck som visar fyndplatsens exakta position. Kartans mittpunktskoordinat är N 6233826, E 461270 i SWEREF 99 TM.</w:t>
+        <w:t>Figur 1. Fyndplatser för naturvårdsarter i avverkningsanmälan. Markörer utan svart kant är placerade på fyndplatsen. Markörer med svart kant är placerade vid sidan av fyndplatsen har ett svart streck som visar fyndplatsens exakta position. Kartans mittpunktskoordinat är N 6233826, E 461270 i SWEREF 99 TM.</w:t>
+      </w:r>
+    </w:p>
+    <w:p>
+      <w:r>
+        <w:t>I avverkningsanmälan finns fynd av 2 naturvårdsarter, varav 2 är rödlistade, 2 är fridlysta och 1 är typisk (T): entita (NT, T, §4) och talltita (NT, §4). Se Figur 1.</w:t>
+      </w:r>
+    </w:p>
+    <w:p>
+      <w:pPr>
+        <w:pStyle w:val="Heading1"/>
+      </w:pPr>
+      <w:r>
+        <w:t>Tillsynsbegäran</w:t>
       </w:r>
     </w:p>
     <w:p>
@@ -77,53 +87,16 @@
       </w:r>
     </w:p>
     <w:p>
-      <w:r>
-        <w:t>Nedan beskrivs fynd av naturvårdsarter och fridlysta arter som gjorts i det avverkningsanmälda området. I BILAGA 1 finns artfakta om fridlysta arter.</w:t>
-      </w:r>
-    </w:p>
-    <w:p>
       <w:pPr>
         <w:pStyle w:val="Heading1"/>
       </w:pPr>
       <w:r>
-        <w:t>Naturvårdsarter</w:t>
+        <w:t>Naturvårdsarter och fridlysta arter</w:t>
       </w:r>
     </w:p>
     <w:p>
       <w:r>
-        <w:t>I avverkningsanmälan har följande 2 naturvårdsarter hittats: entita (NT, T, §4) och talltita (NT, §4). Av dessa är 2 rödlistade. För rödlistade arter har rödlistekategorin angivits inom parentes. Typiska arter inom Natura 2000 som är kopplade till skogsekosystem har markerats med (T). För fridlysta arter anges även paragrafen i Artskyddsförordningen som arten är fridlyst enligt.</w:t>
-      </w:r>
-    </w:p>
-    <w:p>
-      <w:r>
-        <w:t>De påträffade naturvårdsarterna är ett tydligt kvitto på att det rör sig om en skog med höga naturvärden.</w:t>
-      </w:r>
-    </w:p>
-    <w:p>
-      <w:pPr>
-        <w:pStyle w:val="Heading2"/>
-      </w:pPr>
-      <w:r>
-        <w:t>Fridlysta arter</w:t>
-      </w:r>
-    </w:p>
-    <w:p>
-      <w:r>
-        <w:t>Följande fridlysta arter har sina livsmiljöer och växtplatser i den avverkningsanmälda skogen: entita (NT, T, §4) och talltita (NT, §4).</w:t>
-      </w:r>
-    </w:p>
-    <w:p>
-      <w:r>
-        <w:t xml:space="preserve">Observera att medlemsländerna är skyldiga att agera i enlighet med EU:s fågeldirektiv där det uttryckligen står att direktivet gäller för fåglar samt för deras ägg, bon och </w:t>
-      </w:r>
-      <w:r>
-        <w:rPr>
-          <w:b/>
-        </w:rPr>
-        <w:t xml:space="preserve">livsmiljöer </w:t>
-      </w:r>
-      <w:r>
-        <w:t>(artikel 1). Vidare att de åtgärder som vidtas inte får leda till en försämring av den nuvarande situationen beträffande bevarandet av de fågelarter som avses i artikel 1 (artikel 13). Fågeldirektivet är styrande för tillsynsansvariga myndigheters ärendehantering, ställningstaganden och beslutsfattande.</w:t>
+        <w:t>Nedan följer beskrivningar av de naturvårdsarter och fridlysta arter som har sina livsmiljöer och växtplatser i den avverkningsanmälda skogen. Se även ytterligare artfakta i BILAGA 1. De påträffade naturvårdsarterna är ett tydligt kvitto på att det rör sig om en skog med höga naturvärden.</w:t>
       </w:r>
     </w:p>
     <w:p>
@@ -158,8 +131,25 @@
       </w:r>
     </w:p>
     <w:p>
+      <w:pPr>
+        <w:pStyle w:val="Heading1"/>
+      </w:pPr>
       <w:r>
-        <w:t>I BILAGA 1 finns mer detaljerad information om ekologi samt krav på livsmiljö hos fridlysta arter.</w:t>
+        <w:t>EU:s fågeldirektiv</w:t>
+      </w:r>
+    </w:p>
+    <w:p>
+      <w:r>
+        <w:t xml:space="preserve">Europeiska unionens medlemsländer är skyldiga att agera i enlighet med EU:s fågeldirektiv där det uttryckligen står att direktivet gäller för fåglar samt för deras ägg, bon och </w:t>
+      </w:r>
+      <w:r>
+        <w:rPr>
+          <w:b/>
+        </w:rPr>
+        <w:t xml:space="preserve">livsmiljöer </w:t>
+      </w:r>
+      <w:r>
+        <w:t>(artikel 1). Vidare att de åtgärder som vidtas inte får leda till en försämring av den nuvarande situationen beträffande bevarandet av de fågelarter som avses i artikel 1 (artikel 13). Fågeldirektivet är styrande för tillsynsansvariga myndigheters ärendehantering, ställningstaganden och beslutsfattande.</w:t>
       </w:r>
     </w:p>
     <w:p>
@@ -496,7 +486,7 @@
     <w:r>
       <w:tab/>
       <w:tab/>
-      <w:t>2026-06-20</w:t>
+      <w:t>2026-06-21</w:t>
       <w:br/>
       <w:br/>
     </w:r>

--- a/tillsyn/A 63500-2025 tillsynsbegäran.docx
+++ b/tillsyn/A 63500-2025 tillsynsbegäran.docx
@@ -486,7 +486,7 @@
     <w:r>
       <w:tab/>
       <w:tab/>
-      <w:t>2026-06-21</w:t>
+      <w:t>2026-06-22</w:t>
       <w:br/>
       <w:br/>
     </w:r>

--- a/tillsyn/A 63500-2025 tillsynsbegäran.docx
+++ b/tillsyn/A 63500-2025 tillsynsbegäran.docx
@@ -486,7 +486,7 @@
     <w:r>
       <w:tab/>
       <w:tab/>
-      <w:t>2026-06-22</w:t>
+      <w:t>2026-06-23</w:t>
       <w:br/>
       <w:br/>
     </w:r>

--- a/tillsyn/A 63500-2025 tillsynsbegäran.docx
+++ b/tillsyn/A 63500-2025 tillsynsbegäran.docx
@@ -486,7 +486,7 @@
     <w:r>
       <w:tab/>
       <w:tab/>
-      <w:t>2026-06-23</w:t>
+      <w:t>2026-06-24</w:t>
       <w:br/>
       <w:br/>
     </w:r>

--- a/tillsyn/A 63500-2025 tillsynsbegäran.docx
+++ b/tillsyn/A 63500-2025 tillsynsbegäran.docx
@@ -486,7 +486,7 @@
     <w:r>
       <w:tab/>
       <w:tab/>
-      <w:t>2026-06-24</w:t>
+      <w:t>2026-06-25</w:t>
       <w:br/>
       <w:br/>
     </w:r>

--- a/tillsyn/A 63500-2025 tillsynsbegäran.docx
+++ b/tillsyn/A 63500-2025 tillsynsbegäran.docx
@@ -486,7 +486,7 @@
     <w:r>
       <w:tab/>
       <w:tab/>
-      <w:t>2026-06-25</w:t>
+      <w:t>2026-06-26</w:t>
       <w:br/>
       <w:br/>
     </w:r>

--- a/tillsyn/A 63500-2025 tillsynsbegäran.docx
+++ b/tillsyn/A 63500-2025 tillsynsbegäran.docx
@@ -486,7 +486,7 @@
     <w:r>
       <w:tab/>
       <w:tab/>
-      <w:t>2026-06-26</w:t>
+      <w:t>2026-06-27</w:t>
       <w:br/>
       <w:br/>
     </w:r>

--- a/tillsyn/A 63500-2025 tillsynsbegäran.docx
+++ b/tillsyn/A 63500-2025 tillsynsbegäran.docx
@@ -486,7 +486,7 @@
     <w:r>
       <w:tab/>
       <w:tab/>
-      <w:t>2026-06-27</w:t>
+      <w:t>2026-06-28</w:t>
       <w:br/>
       <w:br/>
     </w:r>

--- a/tillsyn/A 63500-2025 tillsynsbegäran.docx
+++ b/tillsyn/A 63500-2025 tillsynsbegäran.docx
@@ -486,7 +486,7 @@
     <w:r>
       <w:tab/>
       <w:tab/>
-      <w:t>2026-06-28</w:t>
+      <w:t>2026-06-29</w:t>
       <w:br/>
       <w:br/>
     </w:r>

--- a/tillsyn/A 63500-2025 tillsynsbegäran.docx
+++ b/tillsyn/A 63500-2025 tillsynsbegäran.docx
@@ -486,7 +486,7 @@
     <w:r>
       <w:tab/>
       <w:tab/>
-      <w:t>2026-06-29</w:t>
+      <w:t>2026-06-30</w:t>
       <w:br/>
       <w:br/>
     </w:r>

--- a/tillsyn/A 63500-2025 tillsynsbegäran.docx
+++ b/tillsyn/A 63500-2025 tillsynsbegäran.docx
@@ -486,7 +486,7 @@
     <w:r>
       <w:tab/>
       <w:tab/>
-      <w:t>2026-06-30</w:t>
+      <w:t>2026-07-01</w:t>
       <w:br/>
       <w:br/>
     </w:r>

--- a/tillsyn/A 63500-2025 tillsynsbegäran.docx
+++ b/tillsyn/A 63500-2025 tillsynsbegäran.docx
@@ -486,7 +486,7 @@
     <w:r>
       <w:tab/>
       <w:tab/>
-      <w:t>2026-07-01</w:t>
+      <w:t>2026-07-02</w:t>
       <w:br/>
       <w:br/>
     </w:r>

--- a/tillsyn/A 63500-2025 tillsynsbegäran.docx
+++ b/tillsyn/A 63500-2025 tillsynsbegäran.docx
@@ -486,7 +486,7 @@
     <w:r>
       <w:tab/>
       <w:tab/>
-      <w:t>2026-07-13</w:t>
+      <w:t>2026-07-14</w:t>
       <w:br/>
       <w:br/>
     </w:r>

--- a/tillsyn/A 63500-2025 tillsynsbegäran.docx
+++ b/tillsyn/A 63500-2025 tillsynsbegäran.docx
@@ -486,7 +486,7 @@
     <w:r>
       <w:tab/>
       <w:tab/>
-      <w:t>2026-07-14</w:t>
+      <w:t>2026-07-15</w:t>
       <w:br/>
       <w:br/>
     </w:r>

--- a/tillsyn/A 63500-2025 tillsynsbegäran.docx
+++ b/tillsyn/A 63500-2025 tillsynsbegäran.docx
@@ -486,7 +486,7 @@
     <w:r>
       <w:tab/>
       <w:tab/>
-      <w:t>2026-07-15</w:t>
+      <w:t>2026-07-16</w:t>
       <w:br/>
       <w:br/>
     </w:r>

--- a/tillsyn/A 63500-2025 tillsynsbegäran.docx
+++ b/tillsyn/A 63500-2025 tillsynsbegäran.docx
@@ -486,7 +486,7 @@
     <w:r>
       <w:tab/>
       <w:tab/>
-      <w:t>2026-07-16</w:t>
+      <w:t>2026-07-17</w:t>
       <w:br/>
       <w:br/>
     </w:r>

--- a/tillsyn/A 63500-2025 tillsynsbegäran.docx
+++ b/tillsyn/A 63500-2025 tillsynsbegäran.docx
@@ -486,7 +486,7 @@
     <w:r>
       <w:tab/>
       <w:tab/>
-      <w:t>2026-07-17</w:t>
+      <w:t>2026-07-18</w:t>
       <w:br/>
       <w:br/>
     </w:r>

--- a/tillsyn/A 63500-2025 tillsynsbegäran.docx
+++ b/tillsyn/A 63500-2025 tillsynsbegäran.docx
@@ -486,7 +486,7 @@
     <w:r>
       <w:tab/>
       <w:tab/>
-      <w:t>2026-07-18</w:t>
+      <w:t>2026-07-19</w:t>
       <w:br/>
       <w:br/>
     </w:r>

--- a/tillsyn/A 63500-2025 tillsynsbegäran.docx
+++ b/tillsyn/A 63500-2025 tillsynsbegäran.docx
@@ -486,7 +486,7 @@
     <w:r>
       <w:tab/>
       <w:tab/>
-      <w:t>2026-07-19</w:t>
+      <w:t>2026-07-20</w:t>
       <w:br/>
       <w:br/>
     </w:r>

--- a/tillsyn/A 63500-2025 tillsynsbegäran.docx
+++ b/tillsyn/A 63500-2025 tillsynsbegäran.docx
@@ -486,7 +486,7 @@
     <w:r>
       <w:tab/>
       <w:tab/>
-      <w:t>2026-07-20</w:t>
+      <w:t>2026-07-21</w:t>
       <w:br/>
       <w:br/>
     </w:r>

--- a/tillsyn/A 63500-2025 tillsynsbegäran.docx
+++ b/tillsyn/A 63500-2025 tillsynsbegäran.docx
@@ -486,7 +486,7 @@
     <w:r>
       <w:tab/>
       <w:tab/>
-      <w:t>2026-07-21</w:t>
+      <w:t>2026-07-22</w:t>
       <w:br/>
       <w:br/>
     </w:r>

--- a/tillsyn/A 63500-2025 tillsynsbegäran.docx
+++ b/tillsyn/A 63500-2025 tillsynsbegäran.docx
@@ -486,7 +486,7 @@
     <w:r>
       <w:tab/>
       <w:tab/>
-      <w:t>2026-07-22</w:t>
+      <w:t>2026-07-23</w:t>
       <w:br/>
       <w:br/>
     </w:r>

--- a/tillsyn/A 63500-2025 tillsynsbegäran.docx
+++ b/tillsyn/A 63500-2025 tillsynsbegäran.docx
@@ -486,7 +486,7 @@
     <w:r>
       <w:tab/>
       <w:tab/>
-      <w:t>2026-07-23</w:t>
+      <w:t>2026-07-24</w:t>
       <w:br/>
       <w:br/>
     </w:r>

--- a/tillsyn/A 63500-2025 tillsynsbegäran.docx
+++ b/tillsyn/A 63500-2025 tillsynsbegäran.docx
@@ -486,7 +486,7 @@
     <w:r>
       <w:tab/>
       <w:tab/>
-      <w:t>2026-07-24</w:t>
+      <w:t>2026-07-25</w:t>
       <w:br/>
       <w:br/>
     </w:r>

--- a/tillsyn/A 63500-2025 tillsynsbegäran.docx
+++ b/tillsyn/A 63500-2025 tillsynsbegäran.docx
@@ -486,7 +486,7 @@
     <w:r>
       <w:tab/>
       <w:tab/>
-      <w:t>2026-07-25</w:t>
+      <w:t>2026-07-26</w:t>
       <w:br/>
       <w:br/>
     </w:r>

--- a/tillsyn/A 63500-2025 tillsynsbegäran.docx
+++ b/tillsyn/A 63500-2025 tillsynsbegäran.docx
@@ -486,7 +486,7 @@
     <w:r>
       <w:tab/>
       <w:tab/>
-      <w:t>2026-07-26</w:t>
+      <w:t>2026-07-27</w:t>
       <w:br/>
       <w:br/>
     </w:r>

--- a/tillsyn/A 63500-2025 tillsynsbegäran.docx
+++ b/tillsyn/A 63500-2025 tillsynsbegäran.docx
@@ -486,7 +486,7 @@
     <w:r>
       <w:tab/>
       <w:tab/>
-      <w:t>2026-07-27</w:t>
+      <w:t>2026-07-28</w:t>
       <w:br/>
       <w:br/>
     </w:r>

--- a/tillsyn/A 63500-2025 tillsynsbegäran.docx
+++ b/tillsyn/A 63500-2025 tillsynsbegäran.docx
@@ -486,7 +486,7 @@
     <w:r>
       <w:tab/>
       <w:tab/>
-      <w:t>2026-07-28</w:t>
+      <w:t>2026-07-29</w:t>
       <w:br/>
       <w:br/>
     </w:r>

--- a/tillsyn/A 63500-2025 tillsynsbegäran.docx
+++ b/tillsyn/A 63500-2025 tillsynsbegäran.docx
@@ -486,7 +486,7 @@
     <w:r>
       <w:tab/>
       <w:tab/>
-      <w:t>2026-07-29</w:t>
+      <w:t>2026-07-30</w:t>
       <w:br/>
       <w:br/>
     </w:r>

--- a/tillsyn/A 63500-2025 tillsynsbegäran.docx
+++ b/tillsyn/A 63500-2025 tillsynsbegäran.docx
@@ -486,7 +486,7 @@
     <w:r>
       <w:tab/>
       <w:tab/>
-      <w:t>2026-07-30</w:t>
+      <w:t>2026-07-31</w:t>
       <w:br/>
       <w:br/>
     </w:r>

--- a/tillsyn/A 63500-2025 tillsynsbegäran.docx
+++ b/tillsyn/A 63500-2025 tillsynsbegäran.docx
@@ -486,7 +486,7 @@
     <w:r>
       <w:tab/>
       <w:tab/>
-      <w:t>2026-07-31</w:t>
+      <w:t>2026-08-01</w:t>
       <w:br/>
       <w:br/>
     </w:r>

--- a/tillsyn/A 63500-2025 tillsynsbegäran.docx
+++ b/tillsyn/A 63500-2025 tillsynsbegäran.docx
@@ -486,7 +486,7 @@
     <w:r>
       <w:tab/>
       <w:tab/>
-      <w:t>2026-08-01</w:t>
+      <w:t>2026-08-02</w:t>
       <w:br/>
       <w:br/>
     </w:r>

--- a/tillsyn/A 63500-2025 tillsynsbegäran.docx
+++ b/tillsyn/A 63500-2025 tillsynsbegäran.docx
@@ -486,7 +486,7 @@
     <w:r>
       <w:tab/>
       <w:tab/>
-      <w:t>2026-08-02</w:t>
+      <w:t>2026-08-03</w:t>
       <w:br/>
       <w:br/>
     </w:r>

--- a/tillsyn/A 63500-2025 tillsynsbegäran.docx
+++ b/tillsyn/A 63500-2025 tillsynsbegäran.docx
@@ -486,7 +486,7 @@
     <w:r>
       <w:tab/>
       <w:tab/>
-      <w:t>2026-08-03</w:t>
+      <w:t>2026-08-05</w:t>
       <w:br/>
       <w:br/>
     </w:r>

--- a/tillsyn/A 63500-2025 tillsynsbegäran.docx
+++ b/tillsyn/A 63500-2025 tillsynsbegäran.docx
@@ -486,7 +486,7 @@
     <w:r>
       <w:tab/>
       <w:tab/>
-      <w:t>2026-08-05</w:t>
+      <w:t>2026-08-07</w:t>
       <w:br/>
       <w:br/>
     </w:r>

--- a/tillsyn/A 63500-2025 tillsynsbegäran.docx
+++ b/tillsyn/A 63500-2025 tillsynsbegäran.docx
@@ -486,7 +486,7 @@
     <w:r>
       <w:tab/>
       <w:tab/>
-      <w:t>2026-08-07</w:t>
+      <w:t>2026-08-08</w:t>
       <w:br/>
       <w:br/>
     </w:r>

--- a/tillsyn/A 63500-2025 tillsynsbegäran.docx
+++ b/tillsyn/A 63500-2025 tillsynsbegäran.docx
@@ -60,7 +60,7 @@
         <w:spacing w:after="240"/>
       </w:pPr>
       <w:r>
-        <w:t>Figur 1. Fyndplatser för naturvårdsarter i avverkningsanmälan. Markörer utan svart kant är placerade på fyndplatsen. Markörer med svart kant är placerade vid sidan av fyndplatsen har ett svart streck som visar fyndplatsens exakta position. Kartans mittpunktskoordinat är N 6233826, E 461270 i SWEREF 99 TM.</w:t>
+        <w:t>Figur 1. Fyndplatser för naturvårdsarter i avverkningsanmälan. Markörer utan svart kant är placerade på fyndplatsen. Markörer med svart kant är placerade vid sidan av fyndplatsen och har ett svart streck som visar fyndplatsens exakta position. Kartans mittpunktskoordinat är N 6233826, E 461270 i SWEREF 99 TM.</w:t>
       </w:r>
     </w:p>
     <w:p>
@@ -486,7 +486,7 @@
     <w:r>
       <w:tab/>
       <w:tab/>
-      <w:t>2026-08-14</w:t>
+      <w:t>2026-08-15</w:t>
       <w:br/>
       <w:br/>
     </w:r>

--- a/tillsyn/A 63500-2025 tillsynsbegäran.docx
+++ b/tillsyn/A 63500-2025 tillsynsbegäran.docx
@@ -486,7 +486,7 @@
     <w:r>
       <w:tab/>
       <w:tab/>
-      <w:t>2026-08-15</w:t>
+      <w:t>2026-08-16</w:t>
       <w:br/>
       <w:br/>
     </w:r>

--- a/tillsyn/A 63500-2025 tillsynsbegäran.docx
+++ b/tillsyn/A 63500-2025 tillsynsbegäran.docx
@@ -486,7 +486,7 @@
     <w:r>
       <w:tab/>
       <w:tab/>
-      <w:t>2026-08-16</w:t>
+      <w:t>2026-08-17</w:t>
       <w:br/>
       <w:br/>
     </w:r>

--- a/tillsyn/A 63500-2025 tillsynsbegäran.docx
+++ b/tillsyn/A 63500-2025 tillsynsbegäran.docx
@@ -486,7 +486,7 @@
     <w:r>
       <w:tab/>
       <w:tab/>
-      <w:t>2026-08-17</w:t>
+      <w:t>2026-08-18</w:t>
       <w:br/>
       <w:br/>
     </w:r>

--- a/tillsyn/A 63500-2025 tillsynsbegäran.docx
+++ b/tillsyn/A 63500-2025 tillsynsbegäran.docx
@@ -486,7 +486,7 @@
     <w:r>
       <w:tab/>
       <w:tab/>
-      <w:t>2026-08-18</w:t>
+      <w:t>2026-08-19</w:t>
       <w:br/>
       <w:br/>
     </w:r>

--- a/tillsyn/A 63500-2025 tillsynsbegäran.docx
+++ b/tillsyn/A 63500-2025 tillsynsbegäran.docx
@@ -486,7 +486,7 @@
     <w:r>
       <w:tab/>
       <w:tab/>
-      <w:t>2026-08-19</w:t>
+      <w:t>2026-08-20</w:t>
       <w:br/>
       <w:br/>
     </w:r>

--- a/tillsyn/A 63500-2025 tillsynsbegäran.docx
+++ b/tillsyn/A 63500-2025 tillsynsbegäran.docx
@@ -486,7 +486,7 @@
     <w:r>
       <w:tab/>
       <w:tab/>
-      <w:t>2026-08-20</w:t>
+      <w:t>2026-08-21</w:t>
       <w:br/>
       <w:br/>
     </w:r>

--- a/tillsyn/A 63500-2025 tillsynsbegäran.docx
+++ b/tillsyn/A 63500-2025 tillsynsbegäran.docx
@@ -486,7 +486,7 @@
     <w:r>
       <w:tab/>
       <w:tab/>
-      <w:t>2026-08-21</w:t>
+      <w:t>2026-08-22</w:t>
       <w:br/>
       <w:br/>
     </w:r>

--- a/tillsyn/A 63500-2025 tillsynsbegäran.docx
+++ b/tillsyn/A 63500-2025 tillsynsbegäran.docx
@@ -486,7 +486,7 @@
     <w:r>
       <w:tab/>
       <w:tab/>
-      <w:t>2026-08-22</w:t>
+      <w:t>2026-08-23</w:t>
       <w:br/>
       <w:br/>
     </w:r>

--- a/tillsyn/A 63500-2025 tillsynsbegäran.docx
+++ b/tillsyn/A 63500-2025 tillsynsbegäran.docx
@@ -486,7 +486,7 @@
     <w:r>
       <w:tab/>
       <w:tab/>
-      <w:t>2026-08-23</w:t>
+      <w:t>2026-08-24</w:t>
       <w:br/>
       <w:br/>
     </w:r>

--- a/tillsyn/A 63500-2025 tillsynsbegäran.docx
+++ b/tillsyn/A 63500-2025 tillsynsbegäran.docx
@@ -486,7 +486,7 @@
     <w:r>
       <w:tab/>
       <w:tab/>
-      <w:t>2026-08-24</w:t>
+      <w:t>2026-08-25</w:t>
       <w:br/>
       <w:br/>
     </w:r>

--- a/tillsyn/A 63500-2025 tillsynsbegäran.docx
+++ b/tillsyn/A 63500-2025 tillsynsbegäran.docx
@@ -486,7 +486,7 @@
     <w:r>
       <w:tab/>
       <w:tab/>
-      <w:t>2026-08-25</w:t>
+      <w:t>2026-08-26</w:t>
       <w:br/>
       <w:br/>
     </w:r>

--- a/tillsyn/A 63500-2025 tillsynsbegäran.docx
+++ b/tillsyn/A 63500-2025 tillsynsbegäran.docx
@@ -486,7 +486,7 @@
     <w:r>
       <w:tab/>
       <w:tab/>
-      <w:t>2026-08-26</w:t>
+      <w:t>2026-08-27</w:t>
       <w:br/>
       <w:br/>
     </w:r>

--- a/tillsyn/A 63500-2025 tillsynsbegäran.docx
+++ b/tillsyn/A 63500-2025 tillsynsbegäran.docx
@@ -486,7 +486,7 @@
     <w:r>
       <w:tab/>
       <w:tab/>
-      <w:t>2026-08-27</w:t>
+      <w:t>2026-08-28</w:t>
       <w:br/>
       <w:br/>
     </w:r>

--- a/tillsyn/A 63500-2025 tillsynsbegäran.docx
+++ b/tillsyn/A 63500-2025 tillsynsbegäran.docx
@@ -486,7 +486,7 @@
     <w:r>
       <w:tab/>
       <w:tab/>
-      <w:t>2026-08-28</w:t>
+      <w:t>2026-08-29</w:t>
       <w:br/>
       <w:br/>
     </w:r>

--- a/tillsyn/A 63500-2025 tillsynsbegäran.docx
+++ b/tillsyn/A 63500-2025 tillsynsbegäran.docx
@@ -486,7 +486,7 @@
     <w:r>
       <w:tab/>
       <w:tab/>
-      <w:t>2026-08-29</w:t>
+      <w:t>2026-08-31</w:t>
       <w:br/>
       <w:br/>
     </w:r>

--- a/tillsyn/A 63500-2025 tillsynsbegäran.docx
+++ b/tillsyn/A 63500-2025 tillsynsbegäran.docx
@@ -486,7 +486,7 @@
     <w:r>
       <w:tab/>
       <w:tab/>
-      <w:t>2026-08-31</w:t>
+      <w:t>2026-09-01</w:t>
       <w:br/>
       <w:br/>
     </w:r>

--- a/tillsyn/A 63500-2025 tillsynsbegäran.docx
+++ b/tillsyn/A 63500-2025 tillsynsbegäran.docx
@@ -486,7 +486,7 @@
     <w:r>
       <w:tab/>
       <w:tab/>
-      <w:t>2026-09-01</w:t>
+      <w:t>2026-09-02</w:t>
       <w:br/>
       <w:br/>
     </w:r>

--- a/tillsyn/A 63500-2025 tillsynsbegäran.docx
+++ b/tillsyn/A 63500-2025 tillsynsbegäran.docx
@@ -486,7 +486,7 @@
     <w:r>
       <w:tab/>
       <w:tab/>
-      <w:t>2026-09-02</w:t>
+      <w:t>2026-09-03</w:t>
       <w:br/>
       <w:br/>
     </w:r>

--- a/tillsyn/A 63500-2025 tillsynsbegäran.docx
+++ b/tillsyn/A 63500-2025 tillsynsbegäran.docx
@@ -486,7 +486,7 @@
     <w:r>
       <w:tab/>
       <w:tab/>
-      <w:t>2026-09-03</w:t>
+      <w:t>2026-09-04</w:t>
       <w:br/>
       <w:br/>
     </w:r>

--- a/tillsyn/A 63500-2025 tillsynsbegäran.docx
+++ b/tillsyn/A 63500-2025 tillsynsbegäran.docx
@@ -486,7 +486,7 @@
     <w:r>
       <w:tab/>
       <w:tab/>
-      <w:t>2026-09-04</w:t>
+      <w:t>2026-09-05</w:t>
       <w:br/>
       <w:br/>
     </w:r>

--- a/tillsyn/A 63500-2025 tillsynsbegäran.docx
+++ b/tillsyn/A 63500-2025 tillsynsbegäran.docx
@@ -486,7 +486,7 @@
     <w:r>
       <w:tab/>
       <w:tab/>
-      <w:t>2026-09-05</w:t>
+      <w:t>2026-09-06</w:t>
       <w:br/>
       <w:br/>
     </w:r>

--- a/tillsyn/A 63500-2025 tillsynsbegäran.docx
+++ b/tillsyn/A 63500-2025 tillsynsbegäran.docx
@@ -486,7 +486,7 @@
     <w:r>
       <w:tab/>
       <w:tab/>
-      <w:t>2026-09-06</w:t>
+      <w:t>2026-09-07</w:t>
       <w:br/>
       <w:br/>
     </w:r>

--- a/tillsyn/A 63500-2025 tillsynsbegäran.docx
+++ b/tillsyn/A 63500-2025 tillsynsbegäran.docx
@@ -486,7 +486,7 @@
     <w:r>
       <w:tab/>
       <w:tab/>
-      <w:t>2026-09-07</w:t>
+      <w:t>2026-09-08</w:t>
       <w:br/>
       <w:br/>
     </w:r>

--- a/tillsyn/A 63500-2025 tillsynsbegäran.docx
+++ b/tillsyn/A 63500-2025 tillsynsbegäran.docx
@@ -486,7 +486,7 @@
     <w:r>
       <w:tab/>
       <w:tab/>
-      <w:t>2026-09-08</w:t>
+      <w:t>2026-09-09</w:t>
       <w:br/>
       <w:br/>
     </w:r>

--- a/tillsyn/A 63500-2025 tillsynsbegäran.docx
+++ b/tillsyn/A 63500-2025 tillsynsbegäran.docx
@@ -486,7 +486,7 @@
     <w:r>
       <w:tab/>
       <w:tab/>
-      <w:t>2026-09-09</w:t>
+      <w:t>2026-09-10</w:t>
       <w:br/>
       <w:br/>
     </w:r>

--- a/tillsyn/A 63500-2025 tillsynsbegäran.docx
+++ b/tillsyn/A 63500-2025 tillsynsbegäran.docx
@@ -486,7 +486,7 @@
     <w:r>
       <w:tab/>
       <w:tab/>
-      <w:t>2026-09-10</w:t>
+      <w:t>2026-09-11</w:t>
       <w:br/>
       <w:br/>
     </w:r>

--- a/tillsyn/A 63500-2025 tillsynsbegäran.docx
+++ b/tillsyn/A 63500-2025 tillsynsbegäran.docx
@@ -486,7 +486,7 @@
     <w:r>
       <w:tab/>
       <w:tab/>
-      <w:t>2026-09-11</w:t>
+      <w:t>2026-09-12</w:t>
       <w:br/>
       <w:br/>
     </w:r>

--- a/tillsyn/A 63500-2025 tillsynsbegäran.docx
+++ b/tillsyn/A 63500-2025 tillsynsbegäran.docx
@@ -486,7 +486,7 @@
     <w:r>
       <w:tab/>
       <w:tab/>
-      <w:t>2026-09-12</w:t>
+      <w:t>2026-09-13</w:t>
       <w:br/>
       <w:br/>
     </w:r>
